--- a/Conference/paper/AMDL-TPNE_Paper.docx
+++ b/Conference/paper/AMDL-TPNE_Paper.docx
@@ -262,7 +262,7 @@
           <w:i w:val="0"/>
           <w:sz w:val="17"/>
         </w:rPr>
-        <w:t xml:space="preserve"> interaction graph (11,758 nodes, 1,049,758 edges, 21.82% positive) under a greedy, replay-modification adversary over three rounds with 587 generated nodes per round. Under this protocol AMDL reaches an average on-round F</w:t>
+        <w:t xml:space="preserve"> interaction graph (11,758 nodes, 1,049,758 edges, 21.82% positive) under a greedy, replay-modification adversary over three rounds with 587 generated nodes per round. Under this protocol the matched ablation — the same embedding, the same scenario and the same budget — raises the average on-round F</w:t>
       </w:r>
       <w:r>
         <w:rPr>
@@ -281,26 +281,7 @@
           <w:i w:val="0"/>
           <w:sz w:val="17"/>
         </w:rPr>
-        <w:t xml:space="preserve"> of 0.391 and a final-round recall of 0.523, against 0.120 and 0.063 for a single XGBoost head evaluated on the identical embedding — a 3.3× improvement in on-round F</w:t>
-      </w:r>
-      <w:r>
-        <w:rPr>
-          <w:rFonts w:ascii="Times New Roman" w:hAnsi="Times New Roman" w:cs="Times New Roman" w:eastAsia="Times New Roman"/>
-          <w:b w:val="0"/>
-          <w:i w:val="0"/>
-          <w:sz w:val="17"/>
-          <w:vertAlign w:val="subscript"/>
-        </w:rPr>
-        <w:t>1</w:t>
-      </w:r>
-      <w:r>
-        <w:rPr>
-          <w:rFonts w:ascii="Times New Roman" w:hAnsi="Times New Roman" w:cs="Times New Roman" w:eastAsia="Times New Roman"/>
-          <w:b w:val="0"/>
-          <w:i w:val="0"/>
-          <w:sz w:val="17"/>
-        </w:rPr>
-        <w:t xml:space="preserve"> attributable to the detection layer alone. The framework nevertheless remains below the published reference figures (57.09 ± 2.33 average on-round F</w:t>
+        <w:t xml:space="preserve"> from 0.119 for a single XGBoost head to 0.263 for AMDL, a 2.2× improvement attributable to the detection layer alone, and the best configuration measured reaches 0.391 with a final-round recall of 0.523. The framework nevertheless remains below the published reference figures (57.09 ± 2.33 average on-round F</w:t>
       </w:r>
       <w:r>
         <w:rPr>
@@ -524,7 +505,7 @@
           <w:i w:val="0"/>
           <w:sz w:val="17"/>
         </w:rPr>
-        <w:t>The dominant operational setting for promo and payment abuse is a transaction stream. Benign traffic is extremely imbalanced — on the IEEE-CIS transaction corpus used in this work the positive rate observed on the evaluation slices was 2.56% to 2.87% — so accuracy is uninformative and precision-recall behaviour, recall at a fixed review budget, and the number of false positives per analyst-hour are the metrics that actually decide whether a detector is deployable [8], [9]. Feature engineering in this regime is dominated by velocity and history aggregates: counts over short windows, amount ratios, distinct-cardinality, and reuse ratios. The implementation described here uses twelve source-independent profile columns of this kind together with fifteen native columns, giving twenty-seven features before any embedding contribution is added.</w:t>
+        <w:t>The dominant operational setting for promo and payment abuse is a transaction stream. Decisions have to be taken in the path of the transaction, close to where it originates, because a verdict returned after settlement is worth nothing [2], [3]. Benign traffic is extremely imbalanced — on the IEEE-CIS transaction corpus used in this work the positive rate observed on the evaluation slices was 2.56% to 2.87% — so accuracy is uninformative and precision-recall behaviour, recall at a fixed review budget, and the number of false positives per analyst-hour are the metrics that actually decide whether a detector is deployable [8], [9]. Feature engineering in this regime is dominated by velocity and history aggregates: counts over short windows, amount ratios, distinct-cardinality, and reuse ratios. The implementation described here uses twelve source-independent profile columns of this kind together with fifteen native columns, giving twenty-seven features before any embedding contribution is added.</w:t>
       </w:r>
     </w:p>
     <w:p>
@@ -541,7 +522,7 @@
           <w:i w:val="0"/>
           <w:sz w:val="17"/>
         </w:rPr>
-        <w:t>Tree ensembles dominate this setting. XGBoost [4] and LightGBM [5] provide regularised, histogram-based gradient boosting that scales to hundreds of features and millions of rows, and extremely randomised trees [6] add variance reduction through fully randomised split selection. Random forests [6] and logistic regression remain useful as low-variance references. The literature consensus, however, is largely reported on a single split, and single-split reporting systematically conceals the behaviour that matters operationally: what happens to the fitted boundary once the population drifts.</w:t>
+        <w:t>Tree ensembles dominate this setting. Boosting was introduced to raise accuracy over weak learners [27] and has been applied to payment fraud specifically [26]; XGBoost [4] and LightGBM [5] provide regularised, histogram-based gradient boosting that scales to hundreds of features and millions of rows, and extremely randomised trees [6] add variance reduction through fully randomised split selection. Random forests [6] and logistic regression remain useful as low-variance references. The literature consensus, however, is largely reported on a single split, and single-split reporting systematically conceals the behaviour that matters operationally: what happens to the fitted boundary once the population drifts. All of the learners used here are standard estimators in established machine-learning toolkits [7], [10], which is what makes one implementation comparable across arms.</w:t>
       </w:r>
     </w:p>
     <w:p>
@@ -575,7 +556,7 @@
           <w:i w:val="0"/>
           <w:sz w:val="17"/>
         </w:rPr>
-        <w:t>Fraud is relational. Abusive accounts share devices, addresses, payment instruments, coupon codes and behavioural templates, so a representation that sees only a single account's own history discards the evidence that actually separates fraud from unusual but legitimate behaviour. Graph-based fraud detection encodes accounts as nodes and these shared artefacts as edges, and has become an established family [11]-[17]. Heterogeneous graph networks represent typed relations directly [11]; attention-based propagation reweights neighbours so that a small number of high-signal relations dominate [13]; and self-supervised contrastive objectives address the extreme label sparsity that makes supervised graph training unreliable [14], [16].</w:t>
+        <w:t>Fraud is relational. Abusive accounts share devices, addresses, payment instruments, coupon codes and behavioural templates, so a representation that sees only a single account's own history discards the evidence that actually separates fraud from unusual but legitimate behaviour. Graph-based fraud detection encodes accounts as nodes and these shared artefacts as edges, and has become an established family [11]-[17], [25], [31], [32]. Heterogeneous graph networks represent typed relations directly [11], [12]; attention-based propagation reweights neighbours so that a small number of high-signal relations dominate [13]; and self-supervised contrastive objectives address the extreme label sparsity that makes supervised graph training unreliable [14]-[16].</w:t>
       </w:r>
     </w:p>
     <w:p>
@@ -592,7 +573,7 @@
           <w:i w:val="0"/>
           <w:sz w:val="17"/>
         </w:rPr>
-        <w:t>TPNE [1] belongs to this family with a specific emphasis: it is self-supervised, so it requires no labels, and it is explicitly temporal, producing a static representation concatenated with a temporal one. Its three objectives are complementary by construction. Reconstruction preserves neighbourhood structure, disentanglement forces the static and temporal halves to occupy non-overlapping subspaces, and maximisation encourages the temporal half to spread over the window rather than collapse onto its mean. Because the embedder is self-supervised, it can be fitted once on an unlabelled graph and then reused across detection rounds, which is what makes the round-by-round protocol affordable.</w:t>
+        <w:t>TPNE [1] belongs to this family with a specific emphasis: it is self-supervised, so it requires no labels, and it is explicitly temporal, producing a static representation concatenated with a temporal one. Its three objectives are complementary by construction. Reconstruction preserves neighbourhood structure, disentanglement forces the static and temporal halves to occupy non-overlapping subspaces, and maximisation encourages the temporal half to spread over the window rather than collapse onto its mean. Because the embedder is self-supervised, it can be fitted once on an unlabelled graph and then reused across detection rounds, which is what makes the round-by-round protocol affordable. Deep representation learning assumes the objective is differentiable end to end [20], and that assumption is exactly what the offline encoder discussed in Section 3.2 does not currently satisfy.</w:t>
       </w:r>
     </w:p>
     <w:p>
@@ -626,7 +607,7 @@
           <w:i w:val="0"/>
           <w:sz w:val="17"/>
         </w:rPr>
-        <w:t>Standard fraud benchmarks measure robustness to noise, not to a motivated opponent. The multi-rounded adversarial scenario of [1] differs in that the adversary observes the detector. It maintains three graphs per round: a test graph containing everything used for evaluation in that round, a query graph containing only the nodes generated in that round, and a support graph containing the previous support set plus newly generated support nodes. Seed selection can be uniform, greedy on the detector's misses, or greedy restricted to nodes created before the first round. Node modification can replay a seed verbatim, perturb features by a fraction of a standard deviation, perturb features toward the benign prototype, or blend features toward the graph mean. Support augmentation can be disabled, can replay fresh positives and negatives, or can randomise the creation round of round-0 training nodes, which is the mechanism that forces the embedder to retain a multi-round window.</w:t>
+        <w:t>Standard fraud benchmarks measure robustness to noise, not to a motivated opponent [24]. The multi-rounded adversarial scenario of [1] differs in that the adversary observes the detector. It maintains three graphs per round: a test graph containing everything used for evaluation in that round, a query graph containing only the nodes generated in that round, and a support graph containing the previous support set plus newly generated support nodes. Seed selection can be uniform, greedy on the detector's misses, or greedy restricted to nodes created before the first round. Node modification can replay a seed verbatim, perturb features by a fraction of a standard deviation, perturb features toward the benign prototype, or blend features toward the graph mean. Support augmentation can be disabled, can replay fresh positives and negatives, or can randomise the creation round of round-0 training nodes, which is the mechanism that forces the embedder to retain a multi-round window.</w:t>
       </w:r>
     </w:p>
     <w:p>
@@ -643,7 +624,7 @@
           <w:i w:val="0"/>
           <w:sz w:val="17"/>
         </w:rPr>
-        <w:t>The greedy seed selector is the component that makes the scenario adversarial rather than merely noisy. It preferentially seeds from nodes the previous detector labelled negative but which are in fact positive, so each round is concentrated on the detector's residual error. Detection quality that does not improve under this selector is not evidence of generalisation, and this is the measurement that the framework reported here is built to survive.</w:t>
+        <w:t>The greedy seed selector is the component that makes the scenario adversarial rather than merely noisy. It preferentially seeds from nodes the previous detector labelled negative but which are in fact positive, so each round is concentrated on the detector's residual error. The approach resembles the recursive adversarial-generation line of work in which a detector is repeatedly defeated and repaired [30], but applied at the level of the node population rather than of input perturbation. Detection quality that does not improve under this selector is not evidence of generalisation, and this is the measurement that the framework reported here is built to survive.</w:t>
       </w:r>
     </w:p>
     <w:p>
@@ -678,6 +659,57 @@
           <w:sz w:val="17"/>
         </w:rPr>
         <w:t>Ensembles of diverse learners usually improve robustness under distribution shift, and classical ensemble selection showed that carefully weighted combinations beat their best member [18], [19]. In fraud, the gain is usually larger than in average-case learning because the decision boundary must survive a deliberate attack, and diversity in the inductive bias is the cheapest available insurance. A parallel and independent concern is retraining cost. Full refits are prohibitive in a stream; warm-started boosting, in which additional trees are appended to an existing booster, converts a refit into an increment at the cost of some forgetting. AMDL uses both ideas together, which is why its heads are individually cheap to update.</w:t>
+      </w:r>
+    </w:p>
+    <w:p>
+      <w:pPr>
+        <w:keepNext/>
+        <w:spacing w:before="120" w:after="80" w:line="240" w:lineRule="exact"/>
+        <w:ind w:firstLine="0" w:left="0"/>
+        <w:jc w:val="left"/>
+      </w:pPr>
+      <w:r>
+        <w:rPr>
+          <w:rFonts w:ascii="Times New Roman" w:hAnsi="Times New Roman" w:cs="Times New Roman" w:eastAsia="Times New Roman"/>
+          <w:b/>
+          <w:i w:val="0"/>
+          <w:sz w:val="19"/>
+        </w:rPr>
+        <w:t>2.5 Streaming and Real-Time Operation</w:t>
+      </w:r>
+    </w:p>
+    <w:p>
+      <w:pPr>
+        <w:keepNext w:val="0"/>
+        <w:spacing w:before="0" w:after="0" w:line="208" w:lineRule="exact"/>
+        <w:ind w:firstLine="0" w:left="0"/>
+        <w:jc w:val="both"/>
+      </w:pPr>
+      <w:r>
+        <w:rPr>
+          <w:rFonts w:ascii="Times New Roman" w:hAnsi="Times New Roman" w:cs="Times New Roman" w:eastAsia="Times New Roman"/>
+          <w:b w:val="0"/>
+          <w:i w:val="0"/>
+          <w:sz w:val="17"/>
+        </w:rPr>
+        <w:t>The graph protocol above assumes a bounded experiment. In operation, promo abuse arrives as a stream and the same detection layer is asked to score it without a pre-built graph. Two components make this possible. The first is a source-independent profile extractor that computes the same twelve columns for every producer, so a replayed transaction feed, a live public-ledger subscription and an arbitrary webhook all yield comparable vectors. The second is a trigger rather than a schedule: refits are gated on buffered label count and on elapsed time, so a quiet hour does not cause repeated redundant refits and a busy hour does not starve the detector.</w:t>
+      </w:r>
+    </w:p>
+    <w:p>
+      <w:pPr>
+        <w:keepNext w:val="0"/>
+        <w:spacing w:before="0" w:after="0" w:line="208" w:lineRule="exact"/>
+        <w:ind w:firstLine="0" w:left="0"/>
+        <w:jc w:val="both"/>
+      </w:pPr>
+      <w:r>
+        <w:rPr>
+          <w:rFonts w:ascii="Times New Roman" w:hAnsi="Times New Roman" w:cs="Times New Roman" w:eastAsia="Times New Roman"/>
+          <w:b w:val="0"/>
+          <w:i w:val="0"/>
+          <w:sz w:val="17"/>
+        </w:rPr>
+        <w:t>A streaming deployment also needs an answer to the question of what happens when a label arrives late. The review queue supplies it: a request above the review threshold is held rather than blocked, an analyst or an upstream matcher returns a label, and that label enters the training buffer on the next refit. This is the mechanism that allows an unlabelled live source to become a labelled training source without a separate annotation campaign. The cost of the mechanism is that the analyst-visible metrics are optimistic by construction, because they are computed on data the model has already seen; they are liveness indicators and should be reported separately from evaluation.</w:t>
       </w:r>
     </w:p>
     <w:p>
@@ -1851,7 +1883,7 @@
       <w:tr>
         <w:tc>
           <w:tcPr>
-            <w:tcW w:type="dxa" w:w="791"/>
+            <w:tcW w:type="dxa" w:w="893"/>
             <w:tcBorders>
               <w:top w:val="single" w:sz="8" w:space="0" w:color="000000"/>
               <w:bottom w:val="single" w:sz="6" w:space="0" w:color="000000"/>
@@ -1859,16 +1891,15 @@
           </w:tcPr>
           <w:p>
             <w:pPr>
-              <w:spacing w:before="24" w:after="24" w:line="160" w:lineRule="exact"/>
+              <w:spacing w:before="24" w:after="24" w:line="158" w:lineRule="exact"/>
               <w:jc w:val="left"/>
             </w:pPr>
-            <w:r/>
             <w:r>
               <w:rPr>
                 <w:rFonts w:ascii="Times New Roman" w:hAnsi="Times New Roman" w:cs="Times New Roman" w:eastAsia="Times New Roman"/>
                 <w:b/>
                 <w:i w:val="0"/>
-                <w:sz w:val="12"/>
+                <w:sz w:val="11"/>
               </w:rPr>
               <w:t>Configuration</w:t>
             </w:r>
@@ -1876,7 +1907,7 @@
         </w:tc>
         <w:tc>
           <w:tcPr>
-            <w:tcW w:type="dxa" w:w="740"/>
+            <w:tcW w:type="dxa" w:w="663"/>
             <w:tcBorders>
               <w:top w:val="single" w:sz="8" w:space="0" w:color="000000"/>
               <w:bottom w:val="single" w:sz="6" w:space="0" w:color="000000"/>
@@ -1884,18 +1915,73 @@
           </w:tcPr>
           <w:p>
             <w:pPr>
-              <w:spacing w:before="24" w:after="24" w:line="160" w:lineRule="exact"/>
+              <w:spacing w:before="24" w:after="24" w:line="158" w:lineRule="exact"/>
               <w:jc w:val="left"/>
             </w:pPr>
-            <w:r/>
             <w:r>
               <w:rPr>
                 <w:rFonts w:ascii="Times New Roman" w:hAnsi="Times New Roman" w:cs="Times New Roman" w:eastAsia="Times New Roman"/>
                 <w:b/>
                 <w:i w:val="0"/>
-                <w:sz w:val="12"/>
+                <w:sz w:val="11"/>
               </w:rPr>
-              <w:t>Adversarial policy</w:t>
+              <w:t>Adversarial</w:t>
+            </w:r>
+            <w:r>
+              <w:rPr>
+                <w:rFonts w:ascii="Times New Roman" w:hAnsi="Times New Roman" w:cs="Times New Roman" w:eastAsia="Times New Roman"/>
+                <w:sz w:val="11"/>
+              </w:rPr>
+              <w:br/>
+            </w:r>
+            <w:r>
+              <w:rPr>
+                <w:rFonts w:ascii="Times New Roman" w:hAnsi="Times New Roman" w:cs="Times New Roman" w:eastAsia="Times New Roman"/>
+                <w:b/>
+                <w:i w:val="0"/>
+                <w:sz w:val="11"/>
+              </w:rPr>
+              <w:t>policy</w:t>
+            </w:r>
+          </w:p>
+        </w:tc>
+        <w:tc>
+          <w:tcPr>
+            <w:tcW w:type="dxa" w:w="842"/>
+            <w:tcBorders>
+              <w:top w:val="single" w:sz="8" w:space="0" w:color="000000"/>
+              <w:bottom w:val="single" w:sz="6" w:space="0" w:color="000000"/>
+            </w:tcBorders>
+          </w:tcPr>
+          <w:p>
+            <w:pPr>
+              <w:spacing w:before="24" w:after="24" w:line="158" w:lineRule="exact"/>
+              <w:jc w:val="left"/>
+            </w:pPr>
+            <w:r>
+              <w:rPr>
+                <w:rFonts w:ascii="Times New Roman" w:hAnsi="Times New Roman" w:cs="Times New Roman" w:eastAsia="Times New Roman"/>
+                <w:b/>
+                <w:i w:val="0"/>
+                <w:sz w:val="11"/>
+              </w:rPr>
+              <w:t>Node</w:t>
+            </w:r>
+            <w:r>
+              <w:rPr>
+                <w:rFonts w:ascii="Times New Roman" w:hAnsi="Times New Roman" w:cs="Times New Roman" w:eastAsia="Times New Roman"/>
+                <w:sz w:val="11"/>
+              </w:rPr>
+              <w:br/>
+            </w:r>
+            <w:r>
+              <w:rPr>
+                <w:rFonts w:ascii="Times New Roman" w:hAnsi="Times New Roman" w:cs="Times New Roman" w:eastAsia="Times New Roman"/>
+                <w:b/>
+                <w:i w:val="0"/>
+                <w:sz w:val="11"/>
+              </w:rPr>
+              <w:t>representation</w:t>
             </w:r>
           </w:p>
         </w:tc>
@@ -1909,24 +1995,39 @@
           </w:tcPr>
           <w:p>
             <w:pPr>
-              <w:spacing w:before="24" w:after="24" w:line="160" w:lineRule="exact"/>
+              <w:spacing w:before="24" w:after="24" w:line="158" w:lineRule="exact"/>
               <w:jc w:val="left"/>
             </w:pPr>
-            <w:r/>
             <w:r>
               <w:rPr>
                 <w:rFonts w:ascii="Times New Roman" w:hAnsi="Times New Roman" w:cs="Times New Roman" w:eastAsia="Times New Roman"/>
                 <w:b/>
                 <w:i w:val="0"/>
-                <w:sz w:val="12"/>
+                <w:sz w:val="11"/>
               </w:rPr>
-              <w:t>Representation</w:t>
+              <w:t>Detection</w:t>
+            </w:r>
+            <w:r>
+              <w:rPr>
+                <w:rFonts w:ascii="Times New Roman" w:hAnsi="Times New Roman" w:cs="Times New Roman" w:eastAsia="Times New Roman"/>
+                <w:sz w:val="11"/>
+              </w:rPr>
+              <w:br/>
+            </w:r>
+            <w:r>
+              <w:rPr>
+                <w:rFonts w:ascii="Times New Roman" w:hAnsi="Times New Roman" w:cs="Times New Roman" w:eastAsia="Times New Roman"/>
+                <w:b/>
+                <w:i w:val="0"/>
+                <w:sz w:val="11"/>
+              </w:rPr>
+              <w:t>head</w:t>
             </w:r>
           </w:p>
         </w:tc>
         <w:tc>
           <w:tcPr>
-            <w:tcW w:type="dxa" w:w="842"/>
+            <w:tcW w:type="dxa" w:w="638"/>
             <w:tcBorders>
               <w:top w:val="single" w:sz="8" w:space="0" w:color="000000"/>
               <w:bottom w:val="single" w:sz="6" w:space="0" w:color="000000"/>
@@ -1934,24 +2035,39 @@
           </w:tcPr>
           <w:p>
             <w:pPr>
-              <w:spacing w:before="24" w:after="24" w:line="160" w:lineRule="exact"/>
+              <w:spacing w:before="24" w:after="24" w:line="158" w:lineRule="exact"/>
               <w:jc w:val="left"/>
             </w:pPr>
-            <w:r/>
             <w:r>
               <w:rPr>
                 <w:rFonts w:ascii="Times New Roman" w:hAnsi="Times New Roman" w:cs="Times New Roman" w:eastAsia="Times New Roman"/>
                 <w:b/>
                 <w:i w:val="0"/>
-                <w:sz w:val="12"/>
+                <w:sz w:val="11"/>
               </w:rPr>
-              <w:t>Detection head</w:t>
+              <w:t>Per-round</w:t>
+            </w:r>
+            <w:r>
+              <w:rPr>
+                <w:rFonts w:ascii="Times New Roman" w:hAnsi="Times New Roman" w:cs="Times New Roman" w:eastAsia="Times New Roman"/>
+                <w:sz w:val="11"/>
+              </w:rPr>
+              <w:br/>
+            </w:r>
+            <w:r>
+              <w:rPr>
+                <w:rFonts w:ascii="Times New Roman" w:hAnsi="Times New Roman" w:cs="Times New Roman" w:eastAsia="Times New Roman"/>
+                <w:b/>
+                <w:i w:val="0"/>
+                <w:sz w:val="11"/>
+              </w:rPr>
+              <w:t>cost</w:t>
             </w:r>
           </w:p>
         </w:tc>
         <w:tc>
           <w:tcPr>
-            <w:tcW w:type="dxa" w:w="714"/>
+            <w:tcW w:type="dxa" w:w="1275"/>
             <w:tcBorders>
               <w:top w:val="single" w:sz="8" w:space="0" w:color="000000"/>
               <w:bottom w:val="single" w:sz="6" w:space="0" w:color="000000"/>
@@ -1959,41 +2075,15 @@
           </w:tcPr>
           <w:p>
             <w:pPr>
-              <w:spacing w:before="24" w:after="24" w:line="160" w:lineRule="exact"/>
+              <w:spacing w:before="24" w:after="24" w:line="158" w:lineRule="exact"/>
               <w:jc w:val="left"/>
             </w:pPr>
-            <w:r/>
             <w:r>
               <w:rPr>
                 <w:rFonts w:ascii="Times New Roman" w:hAnsi="Times New Roman" w:cs="Times New Roman" w:eastAsia="Times New Roman"/>
                 <w:b/>
                 <w:i w:val="0"/>
-                <w:sz w:val="12"/>
-              </w:rPr>
-              <w:t>Per-round cost</w:t>
-            </w:r>
-          </w:p>
-        </w:tc>
-        <w:tc>
-          <w:tcPr>
-            <w:tcW w:type="dxa" w:w="1224"/>
-            <w:tcBorders>
-              <w:top w:val="single" w:sz="8" w:space="0" w:color="000000"/>
-              <w:bottom w:val="single" w:sz="6" w:space="0" w:color="000000"/>
-            </w:tcBorders>
-          </w:tcPr>
-          <w:p>
-            <w:pPr>
-              <w:spacing w:before="24" w:after="24" w:line="160" w:lineRule="exact"/>
-              <w:jc w:val="left"/>
-            </w:pPr>
-            <w:r/>
-            <w:r>
-              <w:rPr>
-                <w:rFonts w:ascii="Times New Roman" w:hAnsi="Times New Roman" w:cs="Times New Roman" w:eastAsia="Times New Roman"/>
-                <w:b/>
-                <w:i w:val="0"/>
-                <w:sz w:val="12"/>
+                <w:sz w:val="11"/>
               </w:rPr>
               <w:t>Principal limitation</w:t>
             </w:r>
@@ -2003,43 +2093,109 @@
       <w:tr>
         <w:tc>
           <w:tcPr>
-            <w:tcW w:type="dxa" w:w="791"/>
+            <w:tcW w:type="dxa" w:w="893"/>
           </w:tcPr>
           <w:p>
             <w:pPr>
-              <w:spacing w:before="24" w:after="24" w:line="160" w:lineRule="exact"/>
+              <w:spacing w:before="24" w:after="24" w:line="158" w:lineRule="exact"/>
               <w:jc w:val="left"/>
             </w:pPr>
-            <w:r/>
             <w:r>
               <w:rPr>
                 <w:rFonts w:ascii="Times New Roman" w:hAnsi="Times New Roman" w:cs="Times New Roman" w:eastAsia="Times New Roman"/>
                 <w:b w:val="0"/>
                 <w:i w:val="0"/>
-                <w:sz w:val="12"/>
+                <w:sz w:val="11"/>
               </w:rPr>
-              <w:t>TPNE-XGB, reference [1]</w:t>
+              <w:t>TPNE-XGB</w:t>
+            </w:r>
+            <w:r>
+              <w:rPr>
+                <w:rFonts w:ascii="Times New Roman" w:hAnsi="Times New Roman" w:cs="Times New Roman" w:eastAsia="Times New Roman"/>
+                <w:sz w:val="11"/>
+              </w:rPr>
+              <w:br/>
+            </w:r>
+            <w:r>
+              <w:rPr>
+                <w:rFonts w:ascii="Times New Roman" w:hAnsi="Times New Roman" w:cs="Times New Roman" w:eastAsia="Times New Roman"/>
+                <w:b w:val="0"/>
+                <w:i w:val="0"/>
+                <w:sz w:val="11"/>
+              </w:rPr>
+              <w:t>reference [1]</w:t>
             </w:r>
           </w:p>
         </w:tc>
         <w:tc>
           <w:tcPr>
-            <w:tcW w:type="dxa" w:w="740"/>
+            <w:tcW w:type="dxa" w:w="663"/>
           </w:tcPr>
           <w:p>
             <w:pPr>
-              <w:spacing w:before="24" w:after="24" w:line="160" w:lineRule="exact"/>
+              <w:spacing w:before="24" w:after="24" w:line="158" w:lineRule="exact"/>
               <w:jc w:val="left"/>
             </w:pPr>
-            <w:r/>
             <w:r>
               <w:rPr>
                 <w:rFonts w:ascii="Times New Roman" w:hAnsi="Times New Roman" w:cs="Times New Roman" w:eastAsia="Times New Roman"/>
                 <w:b w:val="0"/>
                 <w:i w:val="0"/>
-                <w:sz w:val="12"/>
+                <w:sz w:val="11"/>
               </w:rPr>
-              <w:t>greedy / replay / reage</w:t>
+              <w:t>greedy / replay /</w:t>
+            </w:r>
+            <w:r>
+              <w:rPr>
+                <w:rFonts w:ascii="Times New Roman" w:hAnsi="Times New Roman" w:cs="Times New Roman" w:eastAsia="Times New Roman"/>
+                <w:sz w:val="11"/>
+              </w:rPr>
+              <w:br/>
+            </w:r>
+            <w:r>
+              <w:rPr>
+                <w:rFonts w:ascii="Times New Roman" w:hAnsi="Times New Roman" w:cs="Times New Roman" w:eastAsia="Times New Roman"/>
+                <w:b w:val="0"/>
+                <w:i w:val="0"/>
+                <w:sz w:val="11"/>
+              </w:rPr>
+              <w:t>reage</w:t>
+            </w:r>
+          </w:p>
+        </w:tc>
+        <w:tc>
+          <w:tcPr>
+            <w:tcW w:type="dxa" w:w="842"/>
+          </w:tcPr>
+          <w:p>
+            <w:pPr>
+              <w:spacing w:before="24" w:after="24" w:line="158" w:lineRule="exact"/>
+              <w:jc w:val="left"/>
+            </w:pPr>
+            <w:r>
+              <w:rPr>
+                <w:rFonts w:ascii="Times New Roman" w:hAnsi="Times New Roman" w:cs="Times New Roman" w:eastAsia="Times New Roman"/>
+                <w:b w:val="0"/>
+                <w:i w:val="0"/>
+                <w:sz w:val="11"/>
+              </w:rPr>
+              <w:t>self-supervised</w:t>
+            </w:r>
+            <w:r>
+              <w:rPr>
+                <w:rFonts w:ascii="Times New Roman" w:hAnsi="Times New Roman" w:cs="Times New Roman" w:eastAsia="Times New Roman"/>
+                <w:sz w:val="11"/>
+              </w:rPr>
+              <w:br/>
+            </w:r>
+            <w:r>
+              <w:rPr>
+                <w:rFonts w:ascii="Times New Roman" w:hAnsi="Times New Roman" w:cs="Times New Roman" w:eastAsia="Times New Roman"/>
+                <w:b w:val="0"/>
+                <w:i w:val="0"/>
+                <w:sz w:val="11"/>
+              </w:rPr>
+              <w:t>temporal, 384-d</w:t>
             </w:r>
           </w:p>
         </w:tc>
@@ -2049,18 +2205,131 @@
           </w:tcPr>
           <w:p>
             <w:pPr>
-              <w:spacing w:before="24" w:after="24" w:line="160" w:lineRule="exact"/>
+              <w:spacing w:before="24" w:after="24" w:line="158" w:lineRule="exact"/>
               <w:jc w:val="left"/>
             </w:pPr>
-            <w:r/>
             <w:r>
               <w:rPr>
                 <w:rFonts w:ascii="Times New Roman" w:hAnsi="Times New Roman" w:cs="Times New Roman" w:eastAsia="Times New Roman"/>
                 <w:b w:val="0"/>
                 <w:i w:val="0"/>
-                <w:sz w:val="12"/>
+                <w:sz w:val="11"/>
               </w:rPr>
-              <w:t>self-supervised temporal, 384-d</w:t>
+              <w:t>single XGBoost head</w:t>
+            </w:r>
+          </w:p>
+        </w:tc>
+        <w:tc>
+          <w:tcPr>
+            <w:tcW w:type="dxa" w:w="638"/>
+          </w:tcPr>
+          <w:p>
+            <w:pPr>
+              <w:spacing w:before="24" w:after="24" w:line="158" w:lineRule="exact"/>
+              <w:jc w:val="left"/>
+            </w:pPr>
+            <w:r>
+              <w:rPr>
+                <w:rFonts w:ascii="Times New Roman" w:hAnsi="Times New Roman" w:cs="Times New Roman" w:eastAsia="Times New Roman"/>
+                <w:b w:val="0"/>
+                <w:i w:val="0"/>
+                <w:sz w:val="11"/>
+              </w:rPr>
+              <w:t>full refit, 500 epochs</w:t>
+            </w:r>
+          </w:p>
+        </w:tc>
+        <w:tc>
+          <w:tcPr>
+            <w:tcW w:type="dxa" w:w="1275"/>
+          </w:tcPr>
+          <w:p>
+            <w:pPr>
+              <w:spacing w:before="24" w:after="24" w:line="158" w:lineRule="exact"/>
+              <w:jc w:val="left"/>
+            </w:pPr>
+            <w:r>
+              <w:rPr>
+                <w:rFonts w:ascii="Times New Roman" w:hAnsi="Times New Roman" w:cs="Times New Roman" w:eastAsia="Times New Roman"/>
+                <w:b w:val="0"/>
+                <w:i w:val="0"/>
+                <w:sz w:val="11"/>
+              </w:rPr>
+              <w:t>one inductive bias; no fallback when it is targeted</w:t>
+            </w:r>
+          </w:p>
+        </w:tc>
+      </w:tr>
+      <w:tr>
+        <w:tc>
+          <w:tcPr>
+            <w:tcW w:type="dxa" w:w="893"/>
+          </w:tcPr>
+          <w:p>
+            <w:pPr>
+              <w:spacing w:before="24" w:after="24" w:line="158" w:lineRule="exact"/>
+              <w:jc w:val="left"/>
+            </w:pPr>
+            <w:r>
+              <w:rPr>
+                <w:rFonts w:ascii="Times New Roman" w:hAnsi="Times New Roman" w:cs="Times New Roman" w:eastAsia="Times New Roman"/>
+                <w:b w:val="0"/>
+                <w:i w:val="0"/>
+                <w:sz w:val="11"/>
+              </w:rPr>
+              <w:t>Author-parity</w:t>
+            </w:r>
+            <w:r>
+              <w:rPr>
+                <w:rFonts w:ascii="Times New Roman" w:hAnsi="Times New Roman" w:cs="Times New Roman" w:eastAsia="Times New Roman"/>
+                <w:sz w:val="11"/>
+              </w:rPr>
+              <w:br/>
+            </w:r>
+            <w:r>
+              <w:rPr>
+                <w:rFonts w:ascii="Times New Roman" w:hAnsi="Times New Roman" w:cs="Times New Roman" w:eastAsia="Times New Roman"/>
+                <w:b w:val="0"/>
+                <w:i w:val="0"/>
+                <w:sz w:val="11"/>
+              </w:rPr>
+              <w:t>arm</w:t>
+            </w:r>
+          </w:p>
+        </w:tc>
+        <w:tc>
+          <w:tcPr>
+            <w:tcW w:type="dxa" w:w="663"/>
+          </w:tcPr>
+          <w:p>
+            <w:pPr>
+              <w:spacing w:before="24" w:after="24" w:line="158" w:lineRule="exact"/>
+              <w:jc w:val="left"/>
+            </w:pPr>
+            <w:r>
+              <w:rPr>
+                <w:rFonts w:ascii="Times New Roman" w:hAnsi="Times New Roman" w:cs="Times New Roman" w:eastAsia="Times New Roman"/>
+                <w:b w:val="0"/>
+                <w:i w:val="0"/>
+                <w:sz w:val="11"/>
+              </w:rPr>
+              <w:t>greedy / replay /</w:t>
+            </w:r>
+            <w:r>
+              <w:rPr>
+                <w:rFonts w:ascii="Times New Roman" w:hAnsi="Times New Roman" w:cs="Times New Roman" w:eastAsia="Times New Roman"/>
+                <w:sz w:val="11"/>
+              </w:rPr>
+              <w:br/>
+            </w:r>
+            <w:r>
+              <w:rPr>
+                <w:rFonts w:ascii="Times New Roman" w:hAnsi="Times New Roman" w:cs="Times New Roman" w:eastAsia="Times New Roman"/>
+                <w:b w:val="0"/>
+                <w:i w:val="0"/>
+                <w:sz w:val="11"/>
+              </w:rPr>
+              <w:t>reage</w:t>
             </w:r>
           </w:p>
         </w:tc>
@@ -2070,104 +2339,33 @@
           </w:tcPr>
           <w:p>
             <w:pPr>
-              <w:spacing w:before="24" w:after="24" w:line="160" w:lineRule="exact"/>
+              <w:spacing w:before="24" w:after="24" w:line="158" w:lineRule="exact"/>
               <w:jc w:val="left"/>
             </w:pPr>
-            <w:r/>
             <w:r>
               <w:rPr>
                 <w:rFonts w:ascii="Times New Roman" w:hAnsi="Times New Roman" w:cs="Times New Roman" w:eastAsia="Times New Roman"/>
                 <w:b w:val="0"/>
                 <w:i w:val="0"/>
-                <w:sz w:val="12"/>
+                <w:sz w:val="11"/>
               </w:rPr>
-              <w:t>single XGBoost head</w:t>
+              <w:t>offline TPNE,</w:t>
             </w:r>
-          </w:p>
-        </w:tc>
-        <w:tc>
-          <w:tcPr>
-            <w:tcW w:type="dxa" w:w="714"/>
-          </w:tcPr>
-          <w:p>
-            <w:pPr>
-              <w:spacing w:before="24" w:after="24" w:line="160" w:lineRule="exact"/>
-              <w:jc w:val="left"/>
-            </w:pPr>
-            <w:r/>
+            <w:r>
+              <w:rPr>
+                <w:rFonts w:ascii="Times New Roman" w:hAnsi="Times New Roman" w:cs="Times New Roman" w:eastAsia="Times New Roman"/>
+                <w:sz w:val="11"/>
+              </w:rPr>
+              <w:br/>
+            </w:r>
             <w:r>
               <w:rPr>
                 <w:rFonts w:ascii="Times New Roman" w:hAnsi="Times New Roman" w:cs="Times New Roman" w:eastAsia="Times New Roman"/>
                 <w:b w:val="0"/>
                 <w:i w:val="0"/>
-                <w:sz w:val="12"/>
+                <w:sz w:val="11"/>
               </w:rPr>
-              <w:t>full refit, 500 epochs</w:t>
-            </w:r>
-          </w:p>
-        </w:tc>
-        <w:tc>
-          <w:tcPr>
-            <w:tcW w:type="dxa" w:w="1224"/>
-          </w:tcPr>
-          <w:p>
-            <w:pPr>
-              <w:spacing w:before="24" w:after="24" w:line="160" w:lineRule="exact"/>
-              <w:jc w:val="left"/>
-            </w:pPr>
-            <w:r/>
-            <w:r>
-              <w:rPr>
-                <w:rFonts w:ascii="Times New Roman" w:hAnsi="Times New Roman" w:cs="Times New Roman" w:eastAsia="Times New Roman"/>
-                <w:b w:val="0"/>
-                <w:i w:val="0"/>
-                <w:sz w:val="12"/>
-              </w:rPr>
-              <w:t>one inductive bias; no fallback when it is targeted</w:t>
-            </w:r>
-          </w:p>
-        </w:tc>
-      </w:tr>
-      <w:tr>
-        <w:tc>
-          <w:tcPr>
-            <w:tcW w:type="dxa" w:w="791"/>
-          </w:tcPr>
-          <w:p>
-            <w:pPr>
-              <w:spacing w:before="24" w:after="24" w:line="160" w:lineRule="exact"/>
-              <w:jc w:val="left"/>
-            </w:pPr>
-            <w:r/>
-            <w:r>
-              <w:rPr>
-                <w:rFonts w:ascii="Times New Roman" w:hAnsi="Times New Roman" w:cs="Times New Roman" w:eastAsia="Times New Roman"/>
-                <w:b w:val="0"/>
-                <w:i w:val="0"/>
-                <w:sz w:val="12"/>
-              </w:rPr>
-              <w:t>Author-parity arm (this work)</w:t>
-            </w:r>
-          </w:p>
-        </w:tc>
-        <w:tc>
-          <w:tcPr>
-            <w:tcW w:type="dxa" w:w="740"/>
-          </w:tcPr>
-          <w:p>
-            <w:pPr>
-              <w:spacing w:before="24" w:after="24" w:line="160" w:lineRule="exact"/>
-              <w:jc w:val="left"/>
-            </w:pPr>
-            <w:r/>
-            <w:r>
-              <w:rPr>
-                <w:rFonts w:ascii="Times New Roman" w:hAnsi="Times New Roman" w:cs="Times New Roman" w:eastAsia="Times New Roman"/>
-                <w:b w:val="0"/>
-                <w:i w:val="0"/>
-                <w:sz w:val="12"/>
-              </w:rPr>
-              <w:t>greedy / replay / reage</w:t>
+              <w:t>window 7</w:t>
             </w:r>
           </w:p>
         </w:tc>
@@ -2177,18 +2375,147 @@
           </w:tcPr>
           <w:p>
             <w:pPr>
-              <w:spacing w:before="24" w:after="24" w:line="160" w:lineRule="exact"/>
+              <w:spacing w:before="24" w:after="24" w:line="158" w:lineRule="exact"/>
               <w:jc w:val="left"/>
             </w:pPr>
-            <w:r/>
             <w:r>
               <w:rPr>
                 <w:rFonts w:ascii="Times New Roman" w:hAnsi="Times New Roman" w:cs="Times New Roman" w:eastAsia="Times New Roman"/>
                 <w:b w:val="0"/>
                 <w:i w:val="0"/>
-                <w:sz w:val="12"/>
+                <w:sz w:val="11"/>
               </w:rPr>
-              <w:t>offline TPNE, window 7</w:t>
+              <w:t>single XGBoost,</w:t>
+            </w:r>
+            <w:r>
+              <w:rPr>
+                <w:rFonts w:ascii="Times New Roman" w:hAnsi="Times New Roman" w:cs="Times New Roman" w:eastAsia="Times New Roman"/>
+                <w:sz w:val="11"/>
+              </w:rPr>
+              <w:br/>
+            </w:r>
+            <w:r>
+              <w:rPr>
+                <w:rFonts w:ascii="Times New Roman" w:hAnsi="Times New Roman" w:cs="Times New Roman" w:eastAsia="Times New Roman"/>
+                <w:b w:val="0"/>
+                <w:i w:val="0"/>
+                <w:sz w:val="11"/>
+              </w:rPr>
+              <w:t>200 rounds</w:t>
+            </w:r>
+          </w:p>
+        </w:tc>
+        <w:tc>
+          <w:tcPr>
+            <w:tcW w:type="dxa" w:w="638"/>
+          </w:tcPr>
+          <w:p>
+            <w:pPr>
+              <w:spacing w:before="24" w:after="24" w:line="158" w:lineRule="exact"/>
+              <w:jc w:val="left"/>
+            </w:pPr>
+            <w:r>
+              <w:rPr>
+                <w:rFonts w:ascii="Times New Roman" w:hAnsi="Times New Roman" w:cs="Times New Roman" w:eastAsia="Times New Roman"/>
+                <w:b w:val="0"/>
+                <w:i w:val="0"/>
+                <w:sz w:val="11"/>
+              </w:rPr>
+              <w:t>full refit</w:t>
+            </w:r>
+          </w:p>
+        </w:tc>
+        <w:tc>
+          <w:tcPr>
+            <w:tcW w:type="dxa" w:w="1275"/>
+          </w:tcPr>
+          <w:p>
+            <w:pPr>
+              <w:spacing w:before="24" w:after="24" w:line="158" w:lineRule="exact"/>
+              <w:jc w:val="left"/>
+            </w:pPr>
+            <w:r>
+              <w:rPr>
+                <w:rFonts w:ascii="Times New Roman" w:hAnsi="Times New Roman" w:cs="Times New Roman" w:eastAsia="Times New Roman"/>
+                <w:b w:val="0"/>
+                <w:i w:val="0"/>
+                <w:sz w:val="11"/>
+              </w:rPr>
+              <w:t>matches the protocol, not the reference numbers</w:t>
+            </w:r>
+          </w:p>
+        </w:tc>
+      </w:tr>
+      <w:tr>
+        <w:tc>
+          <w:tcPr>
+            <w:tcW w:type="dxa" w:w="893"/>
+          </w:tcPr>
+          <w:p>
+            <w:pPr>
+              <w:spacing w:before="24" w:after="24" w:line="158" w:lineRule="exact"/>
+              <w:jc w:val="left"/>
+            </w:pPr>
+            <w:r>
+              <w:rPr>
+                <w:rFonts w:ascii="Times New Roman" w:hAnsi="Times New Roman" w:cs="Times New Roman" w:eastAsia="Times New Roman"/>
+                <w:b w:val="0"/>
+                <w:i w:val="0"/>
+                <w:sz w:val="11"/>
+              </w:rPr>
+              <w:t>AMDL,</w:t>
+            </w:r>
+            <w:r>
+              <w:rPr>
+                <w:rFonts w:ascii="Times New Roman" w:hAnsi="Times New Roman" w:cs="Times New Roman" w:eastAsia="Times New Roman"/>
+                <w:sz w:val="11"/>
+              </w:rPr>
+              <w:br/>
+            </w:r>
+            <w:r>
+              <w:rPr>
+                <w:rFonts w:ascii="Times New Roman" w:hAnsi="Times New Roman" w:cs="Times New Roman" w:eastAsia="Times New Roman"/>
+                <w:b w:val="0"/>
+                <w:i w:val="0"/>
+                <w:sz w:val="11"/>
+              </w:rPr>
+              <w:t>incremental</w:t>
+            </w:r>
+          </w:p>
+        </w:tc>
+        <w:tc>
+          <w:tcPr>
+            <w:tcW w:type="dxa" w:w="663"/>
+          </w:tcPr>
+          <w:p>
+            <w:pPr>
+              <w:spacing w:before="24" w:after="24" w:line="158" w:lineRule="exact"/>
+              <w:jc w:val="left"/>
+            </w:pPr>
+            <w:r>
+              <w:rPr>
+                <w:rFonts w:ascii="Times New Roman" w:hAnsi="Times New Roman" w:cs="Times New Roman" w:eastAsia="Times New Roman"/>
+                <w:b w:val="0"/>
+                <w:i w:val="0"/>
+                <w:sz w:val="11"/>
+              </w:rPr>
+              <w:t>greedy /</w:t>
+            </w:r>
+            <w:r>
+              <w:rPr>
+                <w:rFonts w:ascii="Times New Roman" w:hAnsi="Times New Roman" w:cs="Times New Roman" w:eastAsia="Times New Roman"/>
+                <w:sz w:val="11"/>
+              </w:rPr>
+              <w:br/>
+            </w:r>
+            <w:r>
+              <w:rPr>
+                <w:rFonts w:ascii="Times New Roman" w:hAnsi="Times New Roman" w:cs="Times New Roman" w:eastAsia="Times New Roman"/>
+                <w:b w:val="0"/>
+                <w:i w:val="0"/>
+                <w:sz w:val="11"/>
+              </w:rPr>
+              <w:t>replay</w:t>
             </w:r>
           </w:p>
         </w:tc>
@@ -2198,104 +2525,33 @@
           </w:tcPr>
           <w:p>
             <w:pPr>
-              <w:spacing w:before="24" w:after="24" w:line="160" w:lineRule="exact"/>
+              <w:spacing w:before="24" w:after="24" w:line="158" w:lineRule="exact"/>
               <w:jc w:val="left"/>
             </w:pPr>
-            <w:r/>
             <w:r>
               <w:rPr>
                 <w:rFonts w:ascii="Times New Roman" w:hAnsi="Times New Roman" w:cs="Times New Roman" w:eastAsia="Times New Roman"/>
                 <w:b w:val="0"/>
                 <w:i w:val="0"/>
-                <w:sz w:val="12"/>
+                <w:sz w:val="11"/>
               </w:rPr>
-              <w:t>single XGBoost, 200 rounds</w:t>
+              <w:t>incremental TPNE</w:t>
             </w:r>
-          </w:p>
-        </w:tc>
-        <w:tc>
-          <w:tcPr>
-            <w:tcW w:type="dxa" w:w="714"/>
-          </w:tcPr>
-          <w:p>
-            <w:pPr>
-              <w:spacing w:before="24" w:after="24" w:line="160" w:lineRule="exact"/>
-              <w:jc w:val="left"/>
-            </w:pPr>
-            <w:r/>
+            <w:r>
+              <w:rPr>
+                <w:rFonts w:ascii="Times New Roman" w:hAnsi="Times New Roman" w:cs="Times New Roman" w:eastAsia="Times New Roman"/>
+                <w:sz w:val="11"/>
+              </w:rPr>
+              <w:br/>
+            </w:r>
             <w:r>
               <w:rPr>
                 <w:rFonts w:ascii="Times New Roman" w:hAnsi="Times New Roman" w:cs="Times New Roman" w:eastAsia="Times New Roman"/>
                 <w:b w:val="0"/>
                 <w:i w:val="0"/>
-                <w:sz w:val="12"/>
+                <w:sz w:val="11"/>
               </w:rPr>
-              <w:t>full refit</w:t>
-            </w:r>
-          </w:p>
-        </w:tc>
-        <w:tc>
-          <w:tcPr>
-            <w:tcW w:type="dxa" w:w="1224"/>
-          </w:tcPr>
-          <w:p>
-            <w:pPr>
-              <w:spacing w:before="24" w:after="24" w:line="160" w:lineRule="exact"/>
-              <w:jc w:val="left"/>
-            </w:pPr>
-            <w:r/>
-            <w:r>
-              <w:rPr>
-                <w:rFonts w:ascii="Times New Roman" w:hAnsi="Times New Roman" w:cs="Times New Roman" w:eastAsia="Times New Roman"/>
-                <w:b w:val="0"/>
-                <w:i w:val="0"/>
-                <w:sz w:val="12"/>
-              </w:rPr>
-              <w:t>matches the protocol, not the reference numbers</w:t>
-            </w:r>
-          </w:p>
-        </w:tc>
-      </w:tr>
-      <w:tr>
-        <w:tc>
-          <w:tcPr>
-            <w:tcW w:type="dxa" w:w="791"/>
-          </w:tcPr>
-          <w:p>
-            <w:pPr>
-              <w:spacing w:before="24" w:after="24" w:line="160" w:lineRule="exact"/>
-              <w:jc w:val="left"/>
-            </w:pPr>
-            <w:r/>
-            <w:r>
-              <w:rPr>
-                <w:rFonts w:ascii="Times New Roman" w:hAnsi="Times New Roman" w:cs="Times New Roman" w:eastAsia="Times New Roman"/>
-                <w:b w:val="0"/>
-                <w:i w:val="0"/>
-                <w:sz w:val="12"/>
-              </w:rPr>
-              <w:t>AMDL, incremental embedder</w:t>
-            </w:r>
-          </w:p>
-        </w:tc>
-        <w:tc>
-          <w:tcPr>
-            <w:tcW w:type="dxa" w:w="740"/>
-          </w:tcPr>
-          <w:p>
-            <w:pPr>
-              <w:spacing w:before="24" w:after="24" w:line="160" w:lineRule="exact"/>
-              <w:jc w:val="left"/>
-            </w:pPr>
-            <w:r/>
-            <w:r>
-              <w:rPr>
-                <w:rFonts w:ascii="Times New Roman" w:hAnsi="Times New Roman" w:cs="Times New Roman" w:eastAsia="Times New Roman"/>
-                <w:b w:val="0"/>
-                <w:i w:val="0"/>
-                <w:sz w:val="12"/>
-              </w:rPr>
-              <w:t>greedy / replay</w:t>
+              <w:t>(round delta)</w:t>
             </w:r>
           </w:p>
         </w:tc>
@@ -2305,18 +2561,147 @@
           </w:tcPr>
           <w:p>
             <w:pPr>
-              <w:spacing w:before="24" w:after="24" w:line="160" w:lineRule="exact"/>
+              <w:spacing w:before="24" w:after="24" w:line="158" w:lineRule="exact"/>
               <w:jc w:val="left"/>
             </w:pPr>
-            <w:r/>
             <w:r>
               <w:rPr>
                 <w:rFonts w:ascii="Times New Roman" w:hAnsi="Times New Roman" w:cs="Times New Roman" w:eastAsia="Times New Roman"/>
                 <w:b w:val="0"/>
                 <w:i w:val="0"/>
-                <w:sz w:val="12"/>
+                <w:sz w:val="11"/>
               </w:rPr>
-              <w:t>incremental TPNE (round delta)</w:t>
+              <w:t>XGBoost +</w:t>
+            </w:r>
+            <w:r>
+              <w:rPr>
+                <w:rFonts w:ascii="Times New Roman" w:hAnsi="Times New Roman" w:cs="Times New Roman" w:eastAsia="Times New Roman"/>
+                <w:sz w:val="11"/>
+              </w:rPr>
+              <w:br/>
+            </w:r>
+            <w:r>
+              <w:rPr>
+                <w:rFonts w:ascii="Times New Roman" w:hAnsi="Times New Roman" w:cs="Times New Roman" w:eastAsia="Times New Roman"/>
+                <w:b w:val="0"/>
+                <w:i w:val="0"/>
+                <w:sz w:val="11"/>
+              </w:rPr>
+              <w:t>HGB + ExtraTrees</w:t>
+            </w:r>
+          </w:p>
+        </w:tc>
+        <w:tc>
+          <w:tcPr>
+            <w:tcW w:type="dxa" w:w="638"/>
+          </w:tcPr>
+          <w:p>
+            <w:pPr>
+              <w:spacing w:before="24" w:after="24" w:line="158" w:lineRule="exact"/>
+              <w:jc w:val="left"/>
+            </w:pPr>
+            <w:r>
+              <w:rPr>
+                <w:rFonts w:ascii="Times New Roman" w:hAnsi="Times New Roman" w:cs="Times New Roman" w:eastAsia="Times New Roman"/>
+                <w:b w:val="0"/>
+                <w:i w:val="0"/>
+                <w:sz w:val="11"/>
+              </w:rPr>
+              <w:t>50 boosting rounds</w:t>
+            </w:r>
+          </w:p>
+        </w:tc>
+        <w:tc>
+          <w:tcPr>
+            <w:tcW w:type="dxa" w:w="1275"/>
+          </w:tcPr>
+          <w:p>
+            <w:pPr>
+              <w:spacing w:before="24" w:after="24" w:line="158" w:lineRule="exact"/>
+              <w:jc w:val="left"/>
+            </w:pPr>
+            <w:r>
+              <w:rPr>
+                <w:rFonts w:ascii="Times New Roman" w:hAnsi="Times New Roman" w:cs="Times New Roman" w:eastAsia="Times New Roman"/>
+                <w:b w:val="0"/>
+                <w:i w:val="0"/>
+                <w:sz w:val="11"/>
+              </w:rPr>
+              <w:t>reported objective values are degenerate</w:t>
+            </w:r>
+          </w:p>
+        </w:tc>
+      </w:tr>
+      <w:tr>
+        <w:tc>
+          <w:tcPr>
+            <w:tcW w:type="dxa" w:w="893"/>
+          </w:tcPr>
+          <w:p>
+            <w:pPr>
+              <w:spacing w:before="24" w:after="24" w:line="158" w:lineRule="exact"/>
+              <w:jc w:val="left"/>
+            </w:pPr>
+            <w:r>
+              <w:rPr>
+                <w:rFonts w:ascii="Times New Roman" w:hAnsi="Times New Roman" w:cs="Times New Roman" w:eastAsia="Times New Roman"/>
+                <w:b w:val="0"/>
+                <w:i w:val="0"/>
+                <w:sz w:val="11"/>
+              </w:rPr>
+              <w:t>AMDL,</w:t>
+            </w:r>
+            <w:r>
+              <w:rPr>
+                <w:rFonts w:ascii="Times New Roman" w:hAnsi="Times New Roman" w:cs="Times New Roman" w:eastAsia="Times New Roman"/>
+                <w:sz w:val="11"/>
+              </w:rPr>
+              <w:br/>
+            </w:r>
+            <w:r>
+              <w:rPr>
+                <w:rFonts w:ascii="Times New Roman" w:hAnsi="Times New Roman" w:cs="Times New Roman" w:eastAsia="Times New Roman"/>
+                <w:b w:val="0"/>
+                <w:i w:val="0"/>
+                <w:sz w:val="11"/>
+              </w:rPr>
+              <w:t>offline</w:t>
+            </w:r>
+          </w:p>
+        </w:tc>
+        <w:tc>
+          <w:tcPr>
+            <w:tcW w:type="dxa" w:w="663"/>
+          </w:tcPr>
+          <w:p>
+            <w:pPr>
+              <w:spacing w:before="24" w:after="24" w:line="158" w:lineRule="exact"/>
+              <w:jc w:val="left"/>
+            </w:pPr>
+            <w:r>
+              <w:rPr>
+                <w:rFonts w:ascii="Times New Roman" w:hAnsi="Times New Roman" w:cs="Times New Roman" w:eastAsia="Times New Roman"/>
+                <w:b w:val="0"/>
+                <w:i w:val="0"/>
+                <w:sz w:val="11"/>
+              </w:rPr>
+              <w:t>greedy /</w:t>
+            </w:r>
+            <w:r>
+              <w:rPr>
+                <w:rFonts w:ascii="Times New Roman" w:hAnsi="Times New Roman" w:cs="Times New Roman" w:eastAsia="Times New Roman"/>
+                <w:sz w:val="11"/>
+              </w:rPr>
+              <w:br/>
+            </w:r>
+            <w:r>
+              <w:rPr>
+                <w:rFonts w:ascii="Times New Roman" w:hAnsi="Times New Roman" w:cs="Times New Roman" w:eastAsia="Times New Roman"/>
+                <w:b w:val="0"/>
+                <w:i w:val="0"/>
+                <w:sz w:val="11"/>
+              </w:rPr>
+              <w:t>replay</w:t>
             </w:r>
           </w:p>
         </w:tc>
@@ -2326,104 +2711,33 @@
           </w:tcPr>
           <w:p>
             <w:pPr>
-              <w:spacing w:before="24" w:after="24" w:line="160" w:lineRule="exact"/>
+              <w:spacing w:before="24" w:after="24" w:line="158" w:lineRule="exact"/>
               <w:jc w:val="left"/>
             </w:pPr>
-            <w:r/>
             <w:r>
               <w:rPr>
                 <w:rFonts w:ascii="Times New Roman" w:hAnsi="Times New Roman" w:cs="Times New Roman" w:eastAsia="Times New Roman"/>
                 <w:b w:val="0"/>
                 <w:i w:val="0"/>
-                <w:sz w:val="12"/>
+                <w:sz w:val="11"/>
               </w:rPr>
-              <w:t>XGBoost + HGB + ExtraTrees</w:t>
+              <w:t>offline TPNE,</w:t>
             </w:r>
-          </w:p>
-        </w:tc>
-        <w:tc>
-          <w:tcPr>
-            <w:tcW w:type="dxa" w:w="714"/>
-          </w:tcPr>
-          <w:p>
-            <w:pPr>
-              <w:spacing w:before="24" w:after="24" w:line="160" w:lineRule="exact"/>
-              <w:jc w:val="left"/>
-            </w:pPr>
-            <w:r/>
+            <w:r>
+              <w:rPr>
+                <w:rFonts w:ascii="Times New Roman" w:hAnsi="Times New Roman" w:cs="Times New Roman" w:eastAsia="Times New Roman"/>
+                <w:sz w:val="11"/>
+              </w:rPr>
+              <w:br/>
+            </w:r>
             <w:r>
               <w:rPr>
                 <w:rFonts w:ascii="Times New Roman" w:hAnsi="Times New Roman" w:cs="Times New Roman" w:eastAsia="Times New Roman"/>
                 <w:b w:val="0"/>
                 <w:i w:val="0"/>
-                <w:sz w:val="12"/>
+                <w:sz w:val="11"/>
               </w:rPr>
-              <w:t>50 boosting rounds</w:t>
-            </w:r>
-          </w:p>
-        </w:tc>
-        <w:tc>
-          <w:tcPr>
-            <w:tcW w:type="dxa" w:w="1224"/>
-          </w:tcPr>
-          <w:p>
-            <w:pPr>
-              <w:spacing w:before="24" w:after="24" w:line="160" w:lineRule="exact"/>
-              <w:jc w:val="left"/>
-            </w:pPr>
-            <w:r/>
-            <w:r>
-              <w:rPr>
-                <w:rFonts w:ascii="Times New Roman" w:hAnsi="Times New Roman" w:cs="Times New Roman" w:eastAsia="Times New Roman"/>
-                <w:b w:val="0"/>
-                <w:i w:val="0"/>
-                <w:sz w:val="12"/>
-              </w:rPr>
-              <w:t>reported objective values are degenerate</w:t>
-            </w:r>
-          </w:p>
-        </w:tc>
-      </w:tr>
-      <w:tr>
-        <w:tc>
-          <w:tcPr>
-            <w:tcW w:type="dxa" w:w="791"/>
-          </w:tcPr>
-          <w:p>
-            <w:pPr>
-              <w:spacing w:before="24" w:after="24" w:line="160" w:lineRule="exact"/>
-              <w:jc w:val="left"/>
-            </w:pPr>
-            <w:r/>
-            <w:r>
-              <w:rPr>
-                <w:rFonts w:ascii="Times New Roman" w:hAnsi="Times New Roman" w:cs="Times New Roman" w:eastAsia="Times New Roman"/>
-                <w:b w:val="0"/>
-                <w:i w:val="0"/>
-                <w:sz w:val="12"/>
-              </w:rPr>
-              <w:t>AMDL, offline embedder</w:t>
-            </w:r>
-          </w:p>
-        </w:tc>
-        <w:tc>
-          <w:tcPr>
-            <w:tcW w:type="dxa" w:w="740"/>
-          </w:tcPr>
-          <w:p>
-            <w:pPr>
-              <w:spacing w:before="24" w:after="24" w:line="160" w:lineRule="exact"/>
-              <w:jc w:val="left"/>
-            </w:pPr>
-            <w:r/>
-            <w:r>
-              <w:rPr>
-                <w:rFonts w:ascii="Times New Roman" w:hAnsi="Times New Roman" w:cs="Times New Roman" w:eastAsia="Times New Roman"/>
-                <w:b w:val="0"/>
-                <w:i w:val="0"/>
-                <w:sz w:val="12"/>
-              </w:rPr>
-              <w:t>greedy / replay</w:t>
+              <w:t>window 7</w:t>
             </w:r>
           </w:p>
         </w:tc>
@@ -2433,18 +2747,147 @@
           </w:tcPr>
           <w:p>
             <w:pPr>
-              <w:spacing w:before="24" w:after="24" w:line="160" w:lineRule="exact"/>
+              <w:spacing w:before="24" w:after="24" w:line="158" w:lineRule="exact"/>
               <w:jc w:val="left"/>
             </w:pPr>
-            <w:r/>
             <w:r>
               <w:rPr>
                 <w:rFonts w:ascii="Times New Roman" w:hAnsi="Times New Roman" w:cs="Times New Roman" w:eastAsia="Times New Roman"/>
                 <w:b w:val="0"/>
                 <w:i w:val="0"/>
-                <w:sz w:val="12"/>
+                <w:sz w:val="11"/>
               </w:rPr>
-              <w:t>offline TPNE, window 7</w:t>
+              <w:t>XGBoost +</w:t>
+            </w:r>
+            <w:r>
+              <w:rPr>
+                <w:rFonts w:ascii="Times New Roman" w:hAnsi="Times New Roman" w:cs="Times New Roman" w:eastAsia="Times New Roman"/>
+                <w:sz w:val="11"/>
+              </w:rPr>
+              <w:br/>
+            </w:r>
+            <w:r>
+              <w:rPr>
+                <w:rFonts w:ascii="Times New Roman" w:hAnsi="Times New Roman" w:cs="Times New Roman" w:eastAsia="Times New Roman"/>
+                <w:b w:val="0"/>
+                <w:i w:val="0"/>
+                <w:sz w:val="11"/>
+              </w:rPr>
+              <w:t>HGB + ExtraTrees</w:t>
+            </w:r>
+          </w:p>
+        </w:tc>
+        <w:tc>
+          <w:tcPr>
+            <w:tcW w:type="dxa" w:w="638"/>
+          </w:tcPr>
+          <w:p>
+            <w:pPr>
+              <w:spacing w:before="24" w:after="24" w:line="158" w:lineRule="exact"/>
+              <w:jc w:val="left"/>
+            </w:pPr>
+            <w:r>
+              <w:rPr>
+                <w:rFonts w:ascii="Times New Roman" w:hAnsi="Times New Roman" w:cs="Times New Roman" w:eastAsia="Times New Roman"/>
+                <w:b w:val="0"/>
+                <w:i w:val="0"/>
+                <w:sz w:val="11"/>
+              </w:rPr>
+              <w:t>50 boosting rounds</w:t>
+            </w:r>
+          </w:p>
+        </w:tc>
+        <w:tc>
+          <w:tcPr>
+            <w:tcW w:type="dxa" w:w="1275"/>
+          </w:tcPr>
+          <w:p>
+            <w:pPr>
+              <w:spacing w:before="24" w:after="24" w:line="158" w:lineRule="exact"/>
+              <w:jc w:val="left"/>
+            </w:pPr>
+            <w:r>
+              <w:rPr>
+                <w:rFonts w:ascii="Times New Roman" w:hAnsi="Times New Roman" w:cs="Times New Roman" w:eastAsia="Times New Roman"/>
+                <w:b w:val="0"/>
+                <w:i w:val="0"/>
+                <w:sz w:val="11"/>
+              </w:rPr>
+              <w:t>trial variance is large; n = 1 reported</w:t>
+            </w:r>
+          </w:p>
+        </w:tc>
+      </w:tr>
+      <w:tr>
+        <w:tc>
+          <w:tcPr>
+            <w:tcW w:type="dxa" w:w="893"/>
+          </w:tcPr>
+          <w:p>
+            <w:pPr>
+              <w:spacing w:before="24" w:after="24" w:line="158" w:lineRule="exact"/>
+              <w:jc w:val="left"/>
+            </w:pPr>
+            <w:r>
+              <w:rPr>
+                <w:rFonts w:ascii="Times New Roman" w:hAnsi="Times New Roman" w:cs="Times New Roman" w:eastAsia="Times New Roman"/>
+                <w:b w:val="0"/>
+                <w:i w:val="0"/>
+                <w:sz w:val="11"/>
+              </w:rPr>
+              <w:t>AMDL,</w:t>
+            </w:r>
+            <w:r>
+              <w:rPr>
+                <w:rFonts w:ascii="Times New Roman" w:hAnsi="Times New Roman" w:cs="Times New Roman" w:eastAsia="Times New Roman"/>
+                <w:sz w:val="11"/>
+              </w:rPr>
+              <w:br/>
+            </w:r>
+            <w:r>
+              <w:rPr>
+                <w:rFonts w:ascii="Times New Roman" w:hAnsi="Times New Roman" w:cs="Times New Roman" w:eastAsia="Times New Roman"/>
+                <w:b w:val="0"/>
+                <w:i w:val="0"/>
+                <w:sz w:val="11"/>
+              </w:rPr>
+              <w:t>pre-trained</w:t>
+            </w:r>
+          </w:p>
+        </w:tc>
+        <w:tc>
+          <w:tcPr>
+            <w:tcW w:type="dxa" w:w="663"/>
+          </w:tcPr>
+          <w:p>
+            <w:pPr>
+              <w:spacing w:before="24" w:after="24" w:line="158" w:lineRule="exact"/>
+              <w:jc w:val="left"/>
+            </w:pPr>
+            <w:r>
+              <w:rPr>
+                <w:rFonts w:ascii="Times New Roman" w:hAnsi="Times New Roman" w:cs="Times New Roman" w:eastAsia="Times New Roman"/>
+                <w:b w:val="0"/>
+                <w:i w:val="0"/>
+                <w:sz w:val="11"/>
+              </w:rPr>
+              <w:t>greedy /</w:t>
+            </w:r>
+            <w:r>
+              <w:rPr>
+                <w:rFonts w:ascii="Times New Roman" w:hAnsi="Times New Roman" w:cs="Times New Roman" w:eastAsia="Times New Roman"/>
+                <w:sz w:val="11"/>
+              </w:rPr>
+              <w:br/>
+            </w:r>
+            <w:r>
+              <w:rPr>
+                <w:rFonts w:ascii="Times New Roman" w:hAnsi="Times New Roman" w:cs="Times New Roman" w:eastAsia="Times New Roman"/>
+                <w:b w:val="0"/>
+                <w:i w:val="0"/>
+                <w:sz w:val="11"/>
+              </w:rPr>
+              <w:t>replay</w:t>
             </w:r>
           </w:p>
         </w:tc>
@@ -2454,104 +2897,33 @@
           </w:tcPr>
           <w:p>
             <w:pPr>
-              <w:spacing w:before="24" w:after="24" w:line="160" w:lineRule="exact"/>
+              <w:spacing w:before="24" w:after="24" w:line="158" w:lineRule="exact"/>
               <w:jc w:val="left"/>
             </w:pPr>
-            <w:r/>
             <w:r>
               <w:rPr>
                 <w:rFonts w:ascii="Times New Roman" w:hAnsi="Times New Roman" w:cs="Times New Roman" w:eastAsia="Times New Roman"/>
                 <w:b w:val="0"/>
                 <w:i w:val="0"/>
-                <w:sz w:val="12"/>
+                <w:sz w:val="11"/>
               </w:rPr>
-              <w:t>XGBoost + HGB + ExtraTrees</w:t>
+              <w:t>TPNE pre-trained,</w:t>
             </w:r>
-          </w:p>
-        </w:tc>
-        <w:tc>
-          <w:tcPr>
-            <w:tcW w:type="dxa" w:w="714"/>
-          </w:tcPr>
-          <w:p>
-            <w:pPr>
-              <w:spacing w:before="24" w:after="24" w:line="160" w:lineRule="exact"/>
-              <w:jc w:val="left"/>
-            </w:pPr>
-            <w:r/>
+            <w:r>
+              <w:rPr>
+                <w:rFonts w:ascii="Times New Roman" w:hAnsi="Times New Roman" w:cs="Times New Roman" w:eastAsia="Times New Roman"/>
+                <w:sz w:val="11"/>
+              </w:rPr>
+              <w:br/>
+            </w:r>
             <w:r>
               <w:rPr>
                 <w:rFonts w:ascii="Times New Roman" w:hAnsi="Times New Roman" w:cs="Times New Roman" w:eastAsia="Times New Roman"/>
                 <w:b w:val="0"/>
                 <w:i w:val="0"/>
-                <w:sz w:val="12"/>
+                <w:sz w:val="11"/>
               </w:rPr>
-              <w:t>50 boosting rounds</w:t>
-            </w:r>
-          </w:p>
-        </w:tc>
-        <w:tc>
-          <w:tcPr>
-            <w:tcW w:type="dxa" w:w="1224"/>
-          </w:tcPr>
-          <w:p>
-            <w:pPr>
-              <w:spacing w:before="24" w:after="24" w:line="160" w:lineRule="exact"/>
-              <w:jc w:val="left"/>
-            </w:pPr>
-            <w:r/>
-            <w:r>
-              <w:rPr>
-                <w:rFonts w:ascii="Times New Roman" w:hAnsi="Times New Roman" w:cs="Times New Roman" w:eastAsia="Times New Roman"/>
-                <w:b w:val="0"/>
-                <w:i w:val="0"/>
-                <w:sz w:val="12"/>
-              </w:rPr>
-              <w:t>trial variance is large; n = 1 reported</w:t>
-            </w:r>
-          </w:p>
-        </w:tc>
-      </w:tr>
-      <w:tr>
-        <w:tc>
-          <w:tcPr>
-            <w:tcW w:type="dxa" w:w="791"/>
-          </w:tcPr>
-          <w:p>
-            <w:pPr>
-              <w:spacing w:before="24" w:after="24" w:line="160" w:lineRule="exact"/>
-              <w:jc w:val="left"/>
-            </w:pPr>
-            <w:r/>
-            <w:r>
-              <w:rPr>
-                <w:rFonts w:ascii="Times New Roman" w:hAnsi="Times New Roman" w:cs="Times New Roman" w:eastAsia="Times New Roman"/>
-                <w:b w:val="0"/>
-                <w:i w:val="0"/>
-                <w:sz w:val="12"/>
-              </w:rPr>
-              <w:t>AMDL, pre-trained encoder</w:t>
-            </w:r>
-          </w:p>
-        </w:tc>
-        <w:tc>
-          <w:tcPr>
-            <w:tcW w:type="dxa" w:w="740"/>
-          </w:tcPr>
-          <w:p>
-            <w:pPr>
-              <w:spacing w:before="24" w:after="24" w:line="160" w:lineRule="exact"/>
-              <w:jc w:val="left"/>
-            </w:pPr>
-            <w:r/>
-            <w:r>
-              <w:rPr>
-                <w:rFonts w:ascii="Times New Roman" w:hAnsi="Times New Roman" w:cs="Times New Roman" w:eastAsia="Times New Roman"/>
-                <w:b w:val="0"/>
-                <w:i w:val="0"/>
-                <w:sz w:val="12"/>
-              </w:rPr>
-              <w:t>greedy / replay</w:t>
+              <w:t>60 epochs</w:t>
             </w:r>
           </w:p>
         </w:tc>
@@ -2561,58 +2933,51 @@
           </w:tcPr>
           <w:p>
             <w:pPr>
-              <w:spacing w:before="24" w:after="24" w:line="160" w:lineRule="exact"/>
+              <w:spacing w:before="24" w:after="24" w:line="158" w:lineRule="exact"/>
               <w:jc w:val="left"/>
             </w:pPr>
-            <w:r/>
             <w:r>
               <w:rPr>
                 <w:rFonts w:ascii="Times New Roman" w:hAnsi="Times New Roman" w:cs="Times New Roman" w:eastAsia="Times New Roman"/>
                 <w:b w:val="0"/>
                 <w:i w:val="0"/>
-                <w:sz w:val="12"/>
+                <w:sz w:val="11"/>
               </w:rPr>
-              <w:t>TPNE pre-trained, 60 epochs</w:t>
+              <w:t>XGBoost +</w:t>
+            </w:r>
+            <w:r>
+              <w:rPr>
+                <w:rFonts w:ascii="Times New Roman" w:hAnsi="Times New Roman" w:cs="Times New Roman" w:eastAsia="Times New Roman"/>
+                <w:sz w:val="11"/>
+              </w:rPr>
+              <w:br/>
+            </w:r>
+            <w:r>
+              <w:rPr>
+                <w:rFonts w:ascii="Times New Roman" w:hAnsi="Times New Roman" w:cs="Times New Roman" w:eastAsia="Times New Roman"/>
+                <w:b w:val="0"/>
+                <w:i w:val="0"/>
+                <w:sz w:val="11"/>
+              </w:rPr>
+              <w:t>HGB + ExtraTrees</w:t>
             </w:r>
           </w:p>
         </w:tc>
         <w:tc>
           <w:tcPr>
-            <w:tcW w:type="dxa" w:w="842"/>
+            <w:tcW w:type="dxa" w:w="638"/>
           </w:tcPr>
           <w:p>
             <w:pPr>
-              <w:spacing w:before="24" w:after="24" w:line="160" w:lineRule="exact"/>
+              <w:spacing w:before="24" w:after="24" w:line="158" w:lineRule="exact"/>
               <w:jc w:val="left"/>
             </w:pPr>
-            <w:r/>
             <w:r>
               <w:rPr>
                 <w:rFonts w:ascii="Times New Roman" w:hAnsi="Times New Roman" w:cs="Times New Roman" w:eastAsia="Times New Roman"/>
                 <w:b w:val="0"/>
                 <w:i w:val="0"/>
-                <w:sz w:val="12"/>
-              </w:rPr>
-              <w:t>XGBoost + HGB + ExtraTrees</w:t>
-            </w:r>
-          </w:p>
-        </w:tc>
-        <w:tc>
-          <w:tcPr>
-            <w:tcW w:type="dxa" w:w="714"/>
-          </w:tcPr>
-          <w:p>
-            <w:pPr>
-              <w:spacing w:before="24" w:after="24" w:line="160" w:lineRule="exact"/>
-              <w:jc w:val="left"/>
-            </w:pPr>
-            <w:r/>
-            <w:r>
-              <w:rPr>
-                <w:rFonts w:ascii="Times New Roman" w:hAnsi="Times New Roman" w:cs="Times New Roman" w:eastAsia="Times New Roman"/>
-                <w:b w:val="0"/>
-                <w:i w:val="0"/>
-                <w:sz w:val="12"/>
+                <w:sz w:val="11"/>
               </w:rPr>
               <w:t>pre-train + 50 rounds</w:t>
             </w:r>
@@ -2620,20 +2985,19 @@
         </w:tc>
         <w:tc>
           <w:tcPr>
-            <w:tcW w:type="dxa" w:w="1224"/>
+            <w:tcW w:type="dxa" w:w="1275"/>
           </w:tcPr>
           <w:p>
             <w:pPr>
-              <w:spacing w:before="24" w:after="24" w:line="160" w:lineRule="exact"/>
+              <w:spacing w:before="24" w:after="24" w:line="158" w:lineRule="exact"/>
               <w:jc w:val="left"/>
             </w:pPr>
-            <w:r/>
             <w:r>
               <w:rPr>
                 <w:rFonts w:ascii="Times New Roman" w:hAnsi="Times New Roman" w:cs="Times New Roman" w:eastAsia="Times New Roman"/>
                 <w:b w:val="0"/>
                 <w:i w:val="0"/>
-                <w:sz w:val="12"/>
+                <w:sz w:val="11"/>
               </w:rPr>
               <w:t>4.3× wall-clock for no F</w:t>
             </w:r>
@@ -2642,7 +3006,7 @@
                 <w:rFonts w:ascii="Times New Roman" w:hAnsi="Times New Roman" w:cs="Times New Roman" w:eastAsia="Times New Roman"/>
                 <w:b w:val="0"/>
                 <w:i w:val="0"/>
-                <w:sz w:val="12"/>
+                <w:sz w:val="11"/>
                 <w:vertAlign w:val="subscript"/>
               </w:rPr>
               <w:t>1</w:t>
@@ -2652,7 +3016,7 @@
                 <w:rFonts w:ascii="Times New Roman" w:hAnsi="Times New Roman" w:cs="Times New Roman" w:eastAsia="Times New Roman"/>
                 <w:b w:val="0"/>
                 <w:i w:val="0"/>
-                <w:sz w:val="12"/>
+                <w:sz w:val="11"/>
               </w:rPr>
               <w:t xml:space="preserve"> gain</w:t>
             </w:r>
@@ -2662,49 +3026,102 @@
       <w:tr>
         <w:tc>
           <w:tcPr>
-            <w:tcW w:type="dxa" w:w="791"/>
+            <w:tcW w:type="dxa" w:w="893"/>
             <w:tcBorders>
               <w:bottom w:val="single" w:sz="8" w:space="0" w:color="000000"/>
             </w:tcBorders>
           </w:tcPr>
           <w:p>
             <w:pPr>
-              <w:spacing w:before="24" w:after="24" w:line="160" w:lineRule="exact"/>
+              <w:spacing w:before="24" w:after="24" w:line="158" w:lineRule="exact"/>
               <w:jc w:val="left"/>
             </w:pPr>
-            <w:r/>
             <w:r>
               <w:rPr>
                 <w:rFonts w:ascii="Times New Roman" w:hAnsi="Times New Roman" w:cs="Times New Roman" w:eastAsia="Times New Roman"/>
                 <w:b w:val="0"/>
                 <w:i w:val="0"/>
-                <w:sz w:val="12"/>
+                <w:sz w:val="11"/>
               </w:rPr>
-              <w:t>Streaming AMDL (IEEE-CIS)</w:t>
+              <w:t>Streaming AMDL</w:t>
+            </w:r>
+            <w:r>
+              <w:rPr>
+                <w:rFonts w:ascii="Times New Roman" w:hAnsi="Times New Roman" w:cs="Times New Roman" w:eastAsia="Times New Roman"/>
+                <w:sz w:val="11"/>
+              </w:rPr>
+              <w:br/>
+            </w:r>
+            <w:r>
+              <w:rPr>
+                <w:rFonts w:ascii="Times New Roman" w:hAnsi="Times New Roman" w:cs="Times New Roman" w:eastAsia="Times New Roman"/>
+                <w:b w:val="0"/>
+                <w:i w:val="0"/>
+                <w:sz w:val="11"/>
+              </w:rPr>
+              <w:t>(IEEE-CIS)</w:t>
             </w:r>
           </w:p>
         </w:tc>
         <w:tc>
           <w:tcPr>
-            <w:tcW w:type="dxa" w:w="740"/>
+            <w:tcW w:type="dxa" w:w="663"/>
             <w:tcBorders>
               <w:bottom w:val="single" w:sz="8" w:space="0" w:color="000000"/>
             </w:tcBorders>
           </w:tcPr>
           <w:p>
             <w:pPr>
-              <w:spacing w:before="24" w:after="24" w:line="160" w:lineRule="exact"/>
+              <w:spacing w:before="24" w:after="24" w:line="158" w:lineRule="exact"/>
               <w:jc w:val="left"/>
             </w:pPr>
-            <w:r/>
             <w:r>
               <w:rPr>
                 <w:rFonts w:ascii="Times New Roman" w:hAnsi="Times New Roman" w:cs="Times New Roman" w:eastAsia="Times New Roman"/>
                 <w:b w:val="0"/>
                 <w:i w:val="0"/>
-                <w:sz w:val="12"/>
+                <w:sz w:val="11"/>
               </w:rPr>
-              <w:t>none (no graph adversary)</w:t>
+              <w:t>none (no graph</w:t>
+            </w:r>
+            <w:r>
+              <w:rPr>
+                <w:rFonts w:ascii="Times New Roman" w:hAnsi="Times New Roman" w:cs="Times New Roman" w:eastAsia="Times New Roman"/>
+                <w:sz w:val="11"/>
+              </w:rPr>
+              <w:br/>
+            </w:r>
+            <w:r>
+              <w:rPr>
+                <w:rFonts w:ascii="Times New Roman" w:hAnsi="Times New Roman" w:cs="Times New Roman" w:eastAsia="Times New Roman"/>
+                <w:b w:val="0"/>
+                <w:i w:val="0"/>
+                <w:sz w:val="11"/>
+              </w:rPr>
+              <w:t>adversary)</w:t>
+            </w:r>
+          </w:p>
+        </w:tc>
+        <w:tc>
+          <w:tcPr>
+            <w:tcW w:type="dxa" w:w="842"/>
+            <w:tcBorders>
+              <w:bottom w:val="single" w:sz="8" w:space="0" w:color="000000"/>
+            </w:tcBorders>
+          </w:tcPr>
+          <w:p>
+            <w:pPr>
+              <w:spacing w:before="24" w:after="24" w:line="158" w:lineRule="exact"/>
+              <w:jc w:val="left"/>
+            </w:pPr>
+            <w:r>
+              <w:rPr>
+                <w:rFonts w:ascii="Times New Roman" w:hAnsi="Times New Roman" w:cs="Times New Roman" w:eastAsia="Times New Roman"/>
+                <w:b w:val="0"/>
+                <w:i w:val="0"/>
+                <w:sz w:val="11"/>
+              </w:rPr>
+              <w:t>27 profile / native columns</w:t>
             </w:r>
           </w:p>
         </w:tc>
@@ -2717,64 +3134,54 @@
           </w:tcPr>
           <w:p>
             <w:pPr>
-              <w:spacing w:before="24" w:after="24" w:line="160" w:lineRule="exact"/>
+              <w:spacing w:before="24" w:after="24" w:line="158" w:lineRule="exact"/>
               <w:jc w:val="left"/>
             </w:pPr>
-            <w:r/>
             <w:r>
               <w:rPr>
                 <w:rFonts w:ascii="Times New Roman" w:hAnsi="Times New Roman" w:cs="Times New Roman" w:eastAsia="Times New Roman"/>
                 <w:b w:val="0"/>
                 <w:i w:val="0"/>
-                <w:sz w:val="12"/>
+                <w:sz w:val="11"/>
               </w:rPr>
-              <w:t>27 profile / native columns</w:t>
+              <w:t>XGBoost +</w:t>
+            </w:r>
+            <w:r>
+              <w:rPr>
+                <w:rFonts w:ascii="Times New Roman" w:hAnsi="Times New Roman" w:cs="Times New Roman" w:eastAsia="Times New Roman"/>
+                <w:sz w:val="11"/>
+              </w:rPr>
+              <w:br/>
+            </w:r>
+            <w:r>
+              <w:rPr>
+                <w:rFonts w:ascii="Times New Roman" w:hAnsi="Times New Roman" w:cs="Times New Roman" w:eastAsia="Times New Roman"/>
+                <w:b w:val="0"/>
+                <w:i w:val="0"/>
+                <w:sz w:val="11"/>
+              </w:rPr>
+              <w:t>HGB + ExtraTrees</w:t>
             </w:r>
           </w:p>
         </w:tc>
         <w:tc>
           <w:tcPr>
-            <w:tcW w:type="dxa" w:w="842"/>
+            <w:tcW w:type="dxa" w:w="638"/>
             <w:tcBorders>
               <w:bottom w:val="single" w:sz="8" w:space="0" w:color="000000"/>
             </w:tcBorders>
           </w:tcPr>
           <w:p>
             <w:pPr>
-              <w:spacing w:before="24" w:after="24" w:line="160" w:lineRule="exact"/>
+              <w:spacing w:before="24" w:after="24" w:line="158" w:lineRule="exact"/>
               <w:jc w:val="left"/>
             </w:pPr>
-            <w:r/>
             <w:r>
               <w:rPr>
                 <w:rFonts w:ascii="Times New Roman" w:hAnsi="Times New Roman" w:cs="Times New Roman" w:eastAsia="Times New Roman"/>
                 <w:b w:val="0"/>
                 <w:i w:val="0"/>
-                <w:sz w:val="12"/>
-              </w:rPr>
-              <w:t>XGBoost + HGB + ExtraTrees</w:t>
-            </w:r>
-          </w:p>
-        </w:tc>
-        <w:tc>
-          <w:tcPr>
-            <w:tcW w:type="dxa" w:w="714"/>
-            <w:tcBorders>
-              <w:bottom w:val="single" w:sz="8" w:space="0" w:color="000000"/>
-            </w:tcBorders>
-          </w:tcPr>
-          <w:p>
-            <w:pPr>
-              <w:spacing w:before="24" w:after="24" w:line="160" w:lineRule="exact"/>
-              <w:jc w:val="left"/>
-            </w:pPr>
-            <w:r/>
-            <w:r>
-              <w:rPr>
-                <w:rFonts w:ascii="Times New Roman" w:hAnsi="Times New Roman" w:cs="Times New Roman" w:eastAsia="Times New Roman"/>
-                <w:b w:val="0"/>
-                <w:i w:val="0"/>
-                <w:sz w:val="12"/>
+                <w:sz w:val="11"/>
               </w:rPr>
               <w:t>event / time triggered</w:t>
             </w:r>
@@ -2782,23 +3189,22 @@
         </w:tc>
         <w:tc>
           <w:tcPr>
-            <w:tcW w:type="dxa" w:w="1224"/>
+            <w:tcW w:type="dxa" w:w="1275"/>
             <w:tcBorders>
               <w:bottom w:val="single" w:sz="8" w:space="0" w:color="000000"/>
             </w:tcBorders>
           </w:tcPr>
           <w:p>
             <w:pPr>
-              <w:spacing w:before="24" w:after="24" w:line="160" w:lineRule="exact"/>
+              <w:spacing w:before="24" w:after="24" w:line="158" w:lineRule="exact"/>
               <w:jc w:val="left"/>
             </w:pPr>
-            <w:r/>
             <w:r>
               <w:rPr>
                 <w:rFonts w:ascii="Times New Roman" w:hAnsi="Times New Roman" w:cs="Times New Roman" w:eastAsia="Times New Roman"/>
                 <w:b w:val="0"/>
                 <w:i w:val="0"/>
-                <w:sz w:val="12"/>
+                <w:sz w:val="11"/>
               </w:rPr>
               <w:t>no relational structure; 2.6-2.9% base rate</w:t>
             </w:r>
@@ -3009,7 +3415,7 @@
           <w:i w:val="0"/>
           <w:sz w:val="17"/>
         </w:rPr>
-        <w:t xml:space="preserve"> of 0.280, 0.464 and 0.430. The published reference is 57.09 ± 2.33. The gap is roughly fifteen points and it is not closed by this work. Three causes are documented in the repository: the scenario is a re-implementation and has not been verified numerically identical to the authors'; the classifier differs from the authors' single head with up to five hundred boosting rounds per round; and for the offline arm the objective values are measured but not optimised, because the numpy propagation path does not carry gradients. The third is the deepest of the three and is addressed in Section 7.</w:t>
+        <w:t xml:space="preserve"> of 0.280, 0.464 and 0.429. The published reference is 57.09 ± 2.33. The gap is roughly eighteen percentage points and it is not closed by this work. Three causes are documented in the repository: the scenario is a re-implementation and has not been verified numerically identical to the authors'; the classifier differs from the authors' single head with up to five hundred boosting rounds per round; and for the offline arm the objective values are measured but not optimised, because the numpy propagation path does not carry gradients. The third is the deepest of the three and is addressed in Section 7.</w:t>
       </w:r>
     </w:p>
     <w:p>
@@ -3054,7 +3460,7 @@
           <w:i w:val="0"/>
           <w:sz w:val="17"/>
         </w:rPr>
-        <w:t xml:space="preserve"> values of 0.263 and 0.064. The configuration was nominally identical. Until this variance is controlled by fixing the seed set and repeating each arm at least five times, no single-trial difference in this study should be treated as a result, including the 2.2× in Finding 1. The honest reading is that Finding 1 is a hypothesis with one supporting observation.</w:t>
+        <w:t xml:space="preserve"> values of 0.263 and 0.064. The configuration was nominally identical. Until this variance is controlled by fixing the seed set and repeating each arm at least five times [33], no single-trial difference in this study should be treated as a result, including the 2.2× in Finding 1. The honest reading is that Finding 1 is a hypothesis with one supporting observation.</w:t>
       </w:r>
     </w:p>
     <w:p>
@@ -3099,7 +3505,7 @@
           <w:i w:val="0"/>
           <w:sz w:val="17"/>
         </w:rPr>
-        <w:t xml:space="preserve"> marginally, from 0.572 to 0.567, and left average on-round F</w:t>
+        <w:t xml:space="preserve"> marginally, from 0.568 to 0.567, and left average on-round F</w:t>
       </w:r>
       <w:r>
         <w:rPr>
@@ -3307,6 +3713,23 @@
           <w:sz w:val="17"/>
         </w:rPr>
         <w:t xml:space="preserve"> points. A throughput figure had excluded queue wait and pacing, which inflated events per second. And a claim that a scam-address list never reaches the training path was false: it is consumed as a real label by the label bridge. The relevant general point is that a liveness metric computed on the same data the model was fitted on is not a result, and it should never be quoted beside one.</w:t>
+      </w:r>
+    </w:p>
+    <w:p>
+      <w:pPr>
+        <w:keepNext w:val="0"/>
+        <w:spacing w:before="0" w:after="0" w:line="208" w:lineRule="exact"/>
+        <w:ind w:firstLine="0" w:left="0"/>
+        <w:jc w:val="both"/>
+      </w:pPr>
+      <w:r>
+        <w:rPr>
+          <w:rFonts w:ascii="Times New Roman" w:hAnsi="Times New Roman" w:cs="Times New Roman" w:eastAsia="Times New Roman"/>
+          <w:b w:val="0"/>
+          <w:i w:val="0"/>
+          <w:sz w:val="17"/>
+        </w:rPr>
+        <w:t>Two properties of the experimental setup limit how far these numbers travel. The first is that the scenario is a re-implementation. Its graph loader, node ordering, label convention and metric extraction were checked against the released reference, and the reference's own five-trial control reproduces its published figures, which is strong evidence that the metric definitions agree. It is not proof that node ordering and tie-breaking agree, and a discrepancy in either would move every reported number without changing any of the code under test. The second is that several components have two implementations that are selected by configuration: the offline and incremental embedders, the four node-modification policies, the three seed-selection policies and the three augmentation policies are all switchable, and the reported runs did not always use the same switch values. Two scripts in the repository still hard-code a modification policy that the default has since changed away from, which means a result from one script and a result from the other are not comparable. Both conditions are fixable and both should be fixed before any of the numbers here are quoted externally.</w:t>
       </w:r>
     </w:p>
     <w:p>
@@ -3413,7 +3836,6 @@
               <w:spacing w:before="24" w:after="24" w:line="168" w:lineRule="exact"/>
               <w:jc w:val="left"/>
             </w:pPr>
-            <w:r/>
             <w:r>
               <w:rPr>
                 <w:rFonts w:ascii="Times New Roman" w:hAnsi="Times New Roman" w:cs="Times New Roman" w:eastAsia="Times New Roman"/>
@@ -3438,7 +3860,6 @@
               <w:spacing w:before="24" w:after="24" w:line="168" w:lineRule="exact"/>
               <w:jc w:val="left"/>
             </w:pPr>
-            <w:r/>
             <w:r>
               <w:rPr>
                 <w:rFonts w:ascii="Times New Roman" w:hAnsi="Times New Roman" w:cs="Times New Roman" w:eastAsia="Times New Roman"/>
@@ -3463,7 +3884,6 @@
               <w:spacing w:before="24" w:after="24" w:line="168" w:lineRule="exact"/>
               <w:jc w:val="left"/>
             </w:pPr>
-            <w:r/>
             <w:r>
               <w:rPr>
                 <w:rFonts w:ascii="Times New Roman" w:hAnsi="Times New Roman" w:cs="Times New Roman" w:eastAsia="Times New Roman"/>
@@ -3488,7 +3908,6 @@
               <w:spacing w:before="24" w:after="24" w:line="168" w:lineRule="exact"/>
               <w:jc w:val="left"/>
             </w:pPr>
-            <w:r/>
             <w:r>
               <w:rPr>
                 <w:rFonts w:ascii="Times New Roman" w:hAnsi="Times New Roman" w:cs="Times New Roman" w:eastAsia="Times New Roman"/>
@@ -3511,7 +3930,6 @@
               <w:spacing w:before="24" w:after="24" w:line="168" w:lineRule="exact"/>
               <w:jc w:val="left"/>
             </w:pPr>
-            <w:r/>
             <w:r>
               <w:rPr>
                 <w:rFonts w:ascii="Times New Roman" w:hAnsi="Times New Roman" w:cs="Times New Roman" w:eastAsia="Times New Roman"/>
@@ -3532,7 +3950,6 @@
               <w:spacing w:before="24" w:after="24" w:line="168" w:lineRule="exact"/>
               <w:jc w:val="left"/>
             </w:pPr>
-            <w:r/>
             <w:r>
               <w:rPr>
                 <w:rFonts w:ascii="Times New Roman" w:hAnsi="Times New Roman" w:cs="Times New Roman" w:eastAsia="Times New Roman"/>
@@ -3553,7 +3970,6 @@
               <w:spacing w:before="24" w:after="24" w:line="168" w:lineRule="exact"/>
               <w:jc w:val="left"/>
             </w:pPr>
-            <w:r/>
             <w:r>
               <w:rPr>
                 <w:rFonts w:ascii="Times New Roman" w:hAnsi="Times New Roman" w:cs="Times New Roman" w:eastAsia="Times New Roman"/>
@@ -3574,7 +3990,6 @@
               <w:spacing w:before="24" w:after="24" w:line="168" w:lineRule="exact"/>
               <w:jc w:val="left"/>
             </w:pPr>
-            <w:r/>
             <w:r>
               <w:rPr>
                 <w:rFonts w:ascii="Times New Roman" w:hAnsi="Times New Roman" w:cs="Times New Roman" w:eastAsia="Times New Roman"/>
@@ -3597,7 +4012,6 @@
               <w:spacing w:before="24" w:after="24" w:line="168" w:lineRule="exact"/>
               <w:jc w:val="left"/>
             </w:pPr>
-            <w:r/>
             <w:r>
               <w:rPr>
                 <w:rFonts w:ascii="Times New Roman" w:hAnsi="Times New Roman" w:cs="Times New Roman" w:eastAsia="Times New Roman"/>
@@ -3618,7 +4032,6 @@
               <w:spacing w:before="24" w:after="24" w:line="168" w:lineRule="exact"/>
               <w:jc w:val="left"/>
             </w:pPr>
-            <w:r/>
             <w:r>
               <w:rPr>
                 <w:rFonts w:ascii="Times New Roman" w:hAnsi="Times New Roman" w:cs="Times New Roman" w:eastAsia="Times New Roman"/>
@@ -3639,7 +4052,6 @@
               <w:spacing w:before="24" w:after="24" w:line="168" w:lineRule="exact"/>
               <w:jc w:val="left"/>
             </w:pPr>
-            <w:r/>
             <w:r>
               <w:rPr>
                 <w:rFonts w:ascii="Times New Roman" w:hAnsi="Times New Roman" w:cs="Times New Roman" w:eastAsia="Times New Roman"/>
@@ -3660,7 +4072,6 @@
               <w:spacing w:before="24" w:after="24" w:line="168" w:lineRule="exact"/>
               <w:jc w:val="left"/>
             </w:pPr>
-            <w:r/>
             <w:r>
               <w:rPr>
                 <w:rFonts w:ascii="Times New Roman" w:hAnsi="Times New Roman" w:cs="Times New Roman" w:eastAsia="Times New Roman"/>
@@ -3683,7 +4094,6 @@
               <w:spacing w:before="24" w:after="24" w:line="168" w:lineRule="exact"/>
               <w:jc w:val="left"/>
             </w:pPr>
-            <w:r/>
             <w:r>
               <w:rPr>
                 <w:rFonts w:ascii="Times New Roman" w:hAnsi="Times New Roman" w:cs="Times New Roman" w:eastAsia="Times New Roman"/>
@@ -3704,7 +4114,6 @@
               <w:spacing w:before="24" w:after="24" w:line="168" w:lineRule="exact"/>
               <w:jc w:val="left"/>
             </w:pPr>
-            <w:r/>
             <w:r>
               <w:rPr>
                 <w:rFonts w:ascii="Times New Roman" w:hAnsi="Times New Roman" w:cs="Times New Roman" w:eastAsia="Times New Roman"/>
@@ -3725,7 +4134,6 @@
               <w:spacing w:before="24" w:after="24" w:line="168" w:lineRule="exact"/>
               <w:jc w:val="left"/>
             </w:pPr>
-            <w:r/>
             <w:r>
               <w:rPr>
                 <w:rFonts w:ascii="Times New Roman" w:hAnsi="Times New Roman" w:cs="Times New Roman" w:eastAsia="Times New Roman"/>
@@ -3746,7 +4154,6 @@
               <w:spacing w:before="24" w:after="24" w:line="168" w:lineRule="exact"/>
               <w:jc w:val="left"/>
             </w:pPr>
-            <w:r/>
             <w:r>
               <w:rPr>
                 <w:rFonts w:ascii="Times New Roman" w:hAnsi="Times New Roman" w:cs="Times New Roman" w:eastAsia="Times New Roman"/>
@@ -3769,7 +4176,6 @@
               <w:spacing w:before="24" w:after="24" w:line="168" w:lineRule="exact"/>
               <w:jc w:val="left"/>
             </w:pPr>
-            <w:r/>
             <w:r>
               <w:rPr>
                 <w:rFonts w:ascii="Times New Roman" w:hAnsi="Times New Roman" w:cs="Times New Roman" w:eastAsia="Times New Roman"/>
@@ -3790,7 +4196,6 @@
               <w:spacing w:before="24" w:after="24" w:line="168" w:lineRule="exact"/>
               <w:jc w:val="left"/>
             </w:pPr>
-            <w:r/>
             <w:r>
               <w:rPr>
                 <w:rFonts w:ascii="Times New Roman" w:hAnsi="Times New Roman" w:cs="Times New Roman" w:eastAsia="Times New Roman"/>
@@ -3811,7 +4216,6 @@
               <w:spacing w:before="24" w:after="24" w:line="168" w:lineRule="exact"/>
               <w:jc w:val="left"/>
             </w:pPr>
-            <w:r/>
             <w:r>
               <w:rPr>
                 <w:rFonts w:ascii="Times New Roman" w:hAnsi="Times New Roman" w:cs="Times New Roman" w:eastAsia="Times New Roman"/>
@@ -3832,7 +4236,6 @@
               <w:spacing w:before="24" w:after="24" w:line="168" w:lineRule="exact"/>
               <w:jc w:val="left"/>
             </w:pPr>
-            <w:r/>
             <w:r>
               <w:rPr>
                 <w:rFonts w:ascii="Times New Roman" w:hAnsi="Times New Roman" w:cs="Times New Roman" w:eastAsia="Times New Roman"/>
@@ -3855,7 +4258,6 @@
               <w:spacing w:before="24" w:after="24" w:line="168" w:lineRule="exact"/>
               <w:jc w:val="left"/>
             </w:pPr>
-            <w:r/>
             <w:r>
               <w:rPr>
                 <w:rFonts w:ascii="Times New Roman" w:hAnsi="Times New Roman" w:cs="Times New Roman" w:eastAsia="Times New Roman"/>
@@ -3876,7 +4278,6 @@
               <w:spacing w:before="24" w:after="24" w:line="168" w:lineRule="exact"/>
               <w:jc w:val="left"/>
             </w:pPr>
-            <w:r/>
             <w:r>
               <w:rPr>
                 <w:rFonts w:ascii="Times New Roman" w:hAnsi="Times New Roman" w:cs="Times New Roman" w:eastAsia="Times New Roman"/>
@@ -3897,7 +4298,6 @@
               <w:spacing w:before="24" w:after="24" w:line="168" w:lineRule="exact"/>
               <w:jc w:val="left"/>
             </w:pPr>
-            <w:r/>
             <w:r>
               <w:rPr>
                 <w:rFonts w:ascii="Times New Roman" w:hAnsi="Times New Roman" w:cs="Times New Roman" w:eastAsia="Times New Roman"/>
@@ -3918,7 +4318,6 @@
               <w:spacing w:before="24" w:after="24" w:line="168" w:lineRule="exact"/>
               <w:jc w:val="left"/>
             </w:pPr>
-            <w:r/>
             <w:r>
               <w:rPr>
                 <w:rFonts w:ascii="Times New Roman" w:hAnsi="Times New Roman" w:cs="Times New Roman" w:eastAsia="Times New Roman"/>
@@ -3941,7 +4340,6 @@
               <w:spacing w:before="24" w:after="24" w:line="168" w:lineRule="exact"/>
               <w:jc w:val="left"/>
             </w:pPr>
-            <w:r/>
             <w:r>
               <w:rPr>
                 <w:rFonts w:ascii="Times New Roman" w:hAnsi="Times New Roman" w:cs="Times New Roman" w:eastAsia="Times New Roman"/>
@@ -3962,7 +4360,6 @@
               <w:spacing w:before="24" w:after="24" w:line="168" w:lineRule="exact"/>
               <w:jc w:val="left"/>
             </w:pPr>
-            <w:r/>
             <w:r>
               <w:rPr>
                 <w:rFonts w:ascii="Times New Roman" w:hAnsi="Times New Roman" w:cs="Times New Roman" w:eastAsia="Times New Roman"/>
@@ -3983,7 +4380,6 @@
               <w:spacing w:before="24" w:after="24" w:line="168" w:lineRule="exact"/>
               <w:jc w:val="left"/>
             </w:pPr>
-            <w:r/>
             <w:r>
               <w:rPr>
                 <w:rFonts w:ascii="Times New Roman" w:hAnsi="Times New Roman" w:cs="Times New Roman" w:eastAsia="Times New Roman"/>
@@ -4004,7 +4400,6 @@
               <w:spacing w:before="24" w:after="24" w:line="168" w:lineRule="exact"/>
               <w:jc w:val="left"/>
             </w:pPr>
-            <w:r/>
             <w:r>
               <w:rPr>
                 <w:rFonts w:ascii="Times New Roman" w:hAnsi="Times New Roman" w:cs="Times New Roman" w:eastAsia="Times New Roman"/>
@@ -4027,7 +4422,6 @@
               <w:spacing w:before="24" w:after="24" w:line="168" w:lineRule="exact"/>
               <w:jc w:val="left"/>
             </w:pPr>
-            <w:r/>
             <w:r>
               <w:rPr>
                 <w:rFonts w:ascii="Times New Roman" w:hAnsi="Times New Roman" w:cs="Times New Roman" w:eastAsia="Times New Roman"/>
@@ -4048,7 +4442,6 @@
               <w:spacing w:before="24" w:after="24" w:line="168" w:lineRule="exact"/>
               <w:jc w:val="left"/>
             </w:pPr>
-            <w:r/>
             <w:r>
               <w:rPr>
                 <w:rFonts w:ascii="Times New Roman" w:hAnsi="Times New Roman" w:cs="Times New Roman" w:eastAsia="Times New Roman"/>
@@ -4069,7 +4462,6 @@
               <w:spacing w:before="24" w:after="24" w:line="168" w:lineRule="exact"/>
               <w:jc w:val="left"/>
             </w:pPr>
-            <w:r/>
             <w:r>
               <w:rPr>
                 <w:rFonts w:ascii="Times New Roman" w:hAnsi="Times New Roman" w:cs="Times New Roman" w:eastAsia="Times New Roman"/>
@@ -4090,7 +4482,6 @@
               <w:spacing w:before="24" w:after="24" w:line="168" w:lineRule="exact"/>
               <w:jc w:val="left"/>
             </w:pPr>
-            <w:r/>
             <w:r>
               <w:rPr>
                 <w:rFonts w:ascii="Times New Roman" w:hAnsi="Times New Roman" w:cs="Times New Roman" w:eastAsia="Times New Roman"/>
@@ -4113,7 +4504,6 @@
               <w:spacing w:before="24" w:after="24" w:line="168" w:lineRule="exact"/>
               <w:jc w:val="left"/>
             </w:pPr>
-            <w:r/>
             <w:r>
               <w:rPr>
                 <w:rFonts w:ascii="Times New Roman" w:hAnsi="Times New Roman" w:cs="Times New Roman" w:eastAsia="Times New Roman"/>
@@ -4134,7 +4524,6 @@
               <w:spacing w:before="24" w:after="24" w:line="168" w:lineRule="exact"/>
               <w:jc w:val="left"/>
             </w:pPr>
-            <w:r/>
             <w:r>
               <w:rPr>
                 <w:rFonts w:ascii="Times New Roman" w:hAnsi="Times New Roman" w:cs="Times New Roman" w:eastAsia="Times New Roman"/>
@@ -4155,7 +4544,6 @@
               <w:spacing w:before="24" w:after="24" w:line="168" w:lineRule="exact"/>
               <w:jc w:val="left"/>
             </w:pPr>
-            <w:r/>
             <w:r>
               <w:rPr>
                 <w:rFonts w:ascii="Times New Roman" w:hAnsi="Times New Roman" w:cs="Times New Roman" w:eastAsia="Times New Roman"/>
@@ -4176,7 +4564,6 @@
               <w:spacing w:before="24" w:after="24" w:line="168" w:lineRule="exact"/>
               <w:jc w:val="left"/>
             </w:pPr>
-            <w:r/>
             <w:r>
               <w:rPr>
                 <w:rFonts w:ascii="Times New Roman" w:hAnsi="Times New Roman" w:cs="Times New Roman" w:eastAsia="Times New Roman"/>
@@ -4202,7 +4589,6 @@
               <w:spacing w:before="24" w:after="24" w:line="168" w:lineRule="exact"/>
               <w:jc w:val="left"/>
             </w:pPr>
-            <w:r/>
             <w:r>
               <w:rPr>
                 <w:rFonts w:ascii="Times New Roman" w:hAnsi="Times New Roman" w:cs="Times New Roman" w:eastAsia="Times New Roman"/>
@@ -4226,7 +4612,6 @@
               <w:spacing w:before="24" w:after="24" w:line="168" w:lineRule="exact"/>
               <w:jc w:val="left"/>
             </w:pPr>
-            <w:r/>
             <w:r>
               <w:rPr>
                 <w:rFonts w:ascii="Times New Roman" w:hAnsi="Times New Roman" w:cs="Times New Roman" w:eastAsia="Times New Roman"/>
@@ -4250,7 +4635,6 @@
               <w:spacing w:before="24" w:after="24" w:line="168" w:lineRule="exact"/>
               <w:jc w:val="left"/>
             </w:pPr>
-            <w:r/>
             <w:r>
               <w:rPr>
                 <w:rFonts w:ascii="Times New Roman" w:hAnsi="Times New Roman" w:cs="Times New Roman" w:eastAsia="Times New Roman"/>
@@ -4274,7 +4658,6 @@
               <w:spacing w:before="24" w:after="24" w:line="168" w:lineRule="exact"/>
               <w:jc w:val="left"/>
             </w:pPr>
-            <w:r/>
             <w:r>
               <w:rPr>
                 <w:rFonts w:ascii="Times New Roman" w:hAnsi="Times New Roman" w:cs="Times New Roman" w:eastAsia="Times New Roman"/>
@@ -4839,6 +5222,23 @@
           <w:sz w:val="17"/>
         </w:rPr>
         <w:t>Controlled simulation of abusive behaviour should be used only to evaluate scheduling resilience in a sandboxed environment, and should be reported as such. Public cybersecurity corpora such as the IEEE-CIS transaction data and TON_IoT [21]-[23] support detector development, but they describe traffic and intrusion behaviour rather than graph scheduling dynamics; they are not graph or adversarial-scenario benchmarks, and treating them as such would be a category error.</w:t>
+      </w:r>
+    </w:p>
+    <w:p>
+      <w:pPr>
+        <w:keepNext w:val="0"/>
+        <w:spacing w:before="0" w:after="0" w:line="208" w:lineRule="exact"/>
+        <w:ind w:firstLine="0" w:left="0"/>
+        <w:jc w:val="both"/>
+      </w:pPr>
+      <w:r>
+        <w:rPr>
+          <w:rFonts w:ascii="Times New Roman" w:hAnsi="Times New Roman" w:cs="Times New Roman" w:eastAsia="Times New Roman"/>
+          <w:b w:val="0"/>
+          <w:i w:val="0"/>
+          <w:sz w:val="17"/>
+        </w:rPr>
+        <w:t>Hyperparameters were fixed by convention rather than by search, which is defensible at this scale but should not be mistaken for tuning. The depth-six and learning-rate-0.1 settings for the boosted heads and the two-hundred-tree setting for the randomised forest are defaults chosen to keep the arms comparable to one another, not values selected for performance. A study with the resources to search would report the search space and the cost of the search, because an unsearched baseline and a searched baseline are not comparable, and the fairest reading of the current results is as an unsearched comparison [28], [29].</w:t>
       </w:r>
     </w:p>
     <w:p>
@@ -4892,7 +5292,6 @@
               <w:spacing w:before="24" w:after="24" w:line="172" w:lineRule="exact"/>
               <w:jc w:val="left"/>
             </w:pPr>
-            <w:r/>
             <w:r>
               <w:rPr>
                 <w:rFonts w:ascii="Times New Roman" w:hAnsi="Times New Roman" w:cs="Times New Roman" w:eastAsia="Times New Roman"/>
@@ -4917,7 +5316,6 @@
               <w:spacing w:before="24" w:after="24" w:line="172" w:lineRule="exact"/>
               <w:jc w:val="left"/>
             </w:pPr>
-            <w:r/>
             <w:r>
               <w:rPr>
                 <w:rFonts w:ascii="Times New Roman" w:hAnsi="Times New Roman" w:cs="Times New Roman" w:eastAsia="Times New Roman"/>
@@ -4942,7 +5340,6 @@
               <w:spacing w:before="24" w:after="24" w:line="172" w:lineRule="exact"/>
               <w:jc w:val="left"/>
             </w:pPr>
-            <w:r/>
             <w:r>
               <w:rPr>
                 <w:rFonts w:ascii="Times New Roman" w:hAnsi="Times New Roman" w:cs="Times New Roman" w:eastAsia="Times New Roman"/>
@@ -4965,7 +5362,6 @@
               <w:spacing w:before="24" w:after="24" w:line="172" w:lineRule="exact"/>
               <w:jc w:val="left"/>
             </w:pPr>
-            <w:r/>
             <w:r>
               <w:rPr>
                 <w:rFonts w:ascii="Times New Roman" w:hAnsi="Times New Roman" w:cs="Times New Roman" w:eastAsia="Times New Roman"/>
@@ -4986,7 +5382,6 @@
               <w:spacing w:before="24" w:after="24" w:line="172" w:lineRule="exact"/>
               <w:jc w:val="left"/>
             </w:pPr>
-            <w:r/>
             <w:r>
               <w:rPr>
                 <w:rFonts w:ascii="Times New Roman" w:hAnsi="Times New Roman" w:cs="Times New Roman" w:eastAsia="Times New Roman"/>
@@ -5026,7 +5421,6 @@
               <w:spacing w:before="24" w:after="24" w:line="172" w:lineRule="exact"/>
               <w:jc w:val="left"/>
             </w:pPr>
-            <w:r/>
             <w:r>
               <w:rPr>
                 <w:rFonts w:ascii="Times New Roman" w:hAnsi="Times New Roman" w:cs="Times New Roman" w:eastAsia="Times New Roman"/>
@@ -5049,7 +5443,6 @@
               <w:spacing w:before="24" w:after="24" w:line="172" w:lineRule="exact"/>
               <w:jc w:val="left"/>
             </w:pPr>
-            <w:r/>
             <w:r>
               <w:rPr>
                 <w:rFonts w:ascii="Times New Roman" w:hAnsi="Times New Roman" w:cs="Times New Roman" w:eastAsia="Times New Roman"/>
@@ -5070,7 +5463,6 @@
               <w:spacing w:before="24" w:after="24" w:line="172" w:lineRule="exact"/>
               <w:jc w:val="left"/>
             </w:pPr>
-            <w:r/>
             <w:r>
               <w:rPr>
                 <w:rFonts w:ascii="Times New Roman" w:hAnsi="Times New Roman" w:cs="Times New Roman" w:eastAsia="Times New Roman"/>
@@ -5091,7 +5483,6 @@
               <w:spacing w:before="24" w:after="24" w:line="172" w:lineRule="exact"/>
               <w:jc w:val="left"/>
             </w:pPr>
-            <w:r/>
             <w:r>
               <w:rPr>
                 <w:rFonts w:ascii="Times New Roman" w:hAnsi="Times New Roman" w:cs="Times New Roman" w:eastAsia="Times New Roman"/>
@@ -5114,7 +5505,6 @@
               <w:spacing w:before="24" w:after="24" w:line="172" w:lineRule="exact"/>
               <w:jc w:val="left"/>
             </w:pPr>
-            <w:r/>
             <w:r>
               <w:rPr>
                 <w:rFonts w:ascii="Times New Roman" w:hAnsi="Times New Roman" w:cs="Times New Roman" w:eastAsia="Times New Roman"/>
@@ -5135,7 +5525,6 @@
               <w:spacing w:before="24" w:after="24" w:line="172" w:lineRule="exact"/>
               <w:jc w:val="left"/>
             </w:pPr>
-            <w:r/>
             <w:r>
               <w:rPr>
                 <w:rFonts w:ascii="Times New Roman" w:hAnsi="Times New Roman" w:cs="Times New Roman" w:eastAsia="Times New Roman"/>
@@ -5175,7 +5564,6 @@
               <w:spacing w:before="24" w:after="24" w:line="172" w:lineRule="exact"/>
               <w:jc w:val="left"/>
             </w:pPr>
-            <w:r/>
             <w:r>
               <w:rPr>
                 <w:rFonts w:ascii="Times New Roman" w:hAnsi="Times New Roman" w:cs="Times New Roman" w:eastAsia="Times New Roman"/>
@@ -5198,7 +5586,6 @@
               <w:spacing w:before="24" w:after="24" w:line="172" w:lineRule="exact"/>
               <w:jc w:val="left"/>
             </w:pPr>
-            <w:r/>
             <w:r>
               <w:rPr>
                 <w:rFonts w:ascii="Times New Roman" w:hAnsi="Times New Roman" w:cs="Times New Roman" w:eastAsia="Times New Roman"/>
@@ -5219,7 +5606,6 @@
               <w:spacing w:before="24" w:after="24" w:line="172" w:lineRule="exact"/>
               <w:jc w:val="left"/>
             </w:pPr>
-            <w:r/>
             <w:r>
               <w:rPr>
                 <w:rFonts w:ascii="Times New Roman" w:hAnsi="Times New Roman" w:cs="Times New Roman" w:eastAsia="Times New Roman"/>
@@ -5240,7 +5626,6 @@
               <w:spacing w:before="24" w:after="24" w:line="172" w:lineRule="exact"/>
               <w:jc w:val="left"/>
             </w:pPr>
-            <w:r/>
             <w:r>
               <w:rPr>
                 <w:rFonts w:ascii="Times New Roman" w:hAnsi="Times New Roman" w:cs="Times New Roman" w:eastAsia="Times New Roman"/>
@@ -5263,7 +5648,6 @@
               <w:spacing w:before="24" w:after="24" w:line="172" w:lineRule="exact"/>
               <w:jc w:val="left"/>
             </w:pPr>
-            <w:r/>
             <w:r>
               <w:rPr>
                 <w:rFonts w:ascii="Times New Roman" w:hAnsi="Times New Roman" w:cs="Times New Roman" w:eastAsia="Times New Roman"/>
@@ -5284,7 +5668,6 @@
               <w:spacing w:before="24" w:after="24" w:line="172" w:lineRule="exact"/>
               <w:jc w:val="left"/>
             </w:pPr>
-            <w:r/>
             <w:r>
               <w:rPr>
                 <w:rFonts w:ascii="Times New Roman" w:hAnsi="Times New Roman" w:cs="Times New Roman" w:eastAsia="Times New Roman"/>
@@ -5305,7 +5688,6 @@
               <w:spacing w:before="24" w:after="24" w:line="172" w:lineRule="exact"/>
               <w:jc w:val="left"/>
             </w:pPr>
-            <w:r/>
             <w:r>
               <w:rPr>
                 <w:rFonts w:ascii="Times New Roman" w:hAnsi="Times New Roman" w:cs="Times New Roman" w:eastAsia="Times New Roman"/>
@@ -5328,7 +5710,6 @@
               <w:spacing w:before="24" w:after="24" w:line="172" w:lineRule="exact"/>
               <w:jc w:val="left"/>
             </w:pPr>
-            <w:r/>
             <w:r>
               <w:rPr>
                 <w:rFonts w:ascii="Times New Roman" w:hAnsi="Times New Roman" w:cs="Times New Roman" w:eastAsia="Times New Roman"/>
@@ -5349,7 +5730,6 @@
               <w:spacing w:before="24" w:after="24" w:line="172" w:lineRule="exact"/>
               <w:jc w:val="left"/>
             </w:pPr>
-            <w:r/>
             <w:r>
               <w:rPr>
                 <w:rFonts w:ascii="Times New Roman" w:hAnsi="Times New Roman" w:cs="Times New Roman" w:eastAsia="Times New Roman"/>
@@ -5370,7 +5750,6 @@
               <w:spacing w:before="24" w:after="24" w:line="172" w:lineRule="exact"/>
               <w:jc w:val="left"/>
             </w:pPr>
-            <w:r/>
             <w:r>
               <w:rPr>
                 <w:rFonts w:ascii="Times New Roman" w:hAnsi="Times New Roman" w:cs="Times New Roman" w:eastAsia="Times New Roman"/>
@@ -5393,7 +5772,6 @@
               <w:spacing w:before="24" w:after="24" w:line="172" w:lineRule="exact"/>
               <w:jc w:val="left"/>
             </w:pPr>
-            <w:r/>
             <w:r>
               <w:rPr>
                 <w:rFonts w:ascii="Times New Roman" w:hAnsi="Times New Roman" w:cs="Times New Roman" w:eastAsia="Times New Roman"/>
@@ -5414,7 +5792,6 @@
               <w:spacing w:before="24" w:after="24" w:line="172" w:lineRule="exact"/>
               <w:jc w:val="left"/>
             </w:pPr>
-            <w:r/>
             <w:r>
               <w:rPr>
                 <w:rFonts w:ascii="Times New Roman" w:hAnsi="Times New Roman" w:cs="Times New Roman" w:eastAsia="Times New Roman"/>
@@ -5435,7 +5812,6 @@
               <w:spacing w:before="24" w:after="24" w:line="172" w:lineRule="exact"/>
               <w:jc w:val="left"/>
             </w:pPr>
-            <w:r/>
             <w:r>
               <w:rPr>
                 <w:rFonts w:ascii="Times New Roman" w:hAnsi="Times New Roman" w:cs="Times New Roman" w:eastAsia="Times New Roman"/>
@@ -5458,7 +5834,6 @@
               <w:spacing w:before="24" w:after="24" w:line="172" w:lineRule="exact"/>
               <w:jc w:val="left"/>
             </w:pPr>
-            <w:r/>
             <w:r>
               <w:rPr>
                 <w:rFonts w:ascii="Times New Roman" w:hAnsi="Times New Roman" w:cs="Times New Roman" w:eastAsia="Times New Roman"/>
@@ -5479,7 +5854,6 @@
               <w:spacing w:before="24" w:after="24" w:line="172" w:lineRule="exact"/>
               <w:jc w:val="left"/>
             </w:pPr>
-            <w:r/>
             <w:r>
               <w:rPr>
                 <w:rFonts w:ascii="Times New Roman" w:hAnsi="Times New Roman" w:cs="Times New Roman" w:eastAsia="Times New Roman"/>
@@ -5500,7 +5874,6 @@
               <w:spacing w:before="24" w:after="24" w:line="172" w:lineRule="exact"/>
               <w:jc w:val="left"/>
             </w:pPr>
-            <w:r/>
             <w:r>
               <w:rPr>
                 <w:rFonts w:ascii="Times New Roman" w:hAnsi="Times New Roman" w:cs="Times New Roman" w:eastAsia="Times New Roman"/>
@@ -5523,7 +5896,6 @@
               <w:spacing w:before="24" w:after="24" w:line="172" w:lineRule="exact"/>
               <w:jc w:val="left"/>
             </w:pPr>
-            <w:r/>
             <w:r>
               <w:rPr>
                 <w:rFonts w:ascii="Times New Roman" w:hAnsi="Times New Roman" w:cs="Times New Roman" w:eastAsia="Times New Roman"/>
@@ -5544,7 +5916,6 @@
               <w:spacing w:before="24" w:after="24" w:line="172" w:lineRule="exact"/>
               <w:jc w:val="left"/>
             </w:pPr>
-            <w:r/>
             <w:r>
               <w:rPr>
                 <w:rFonts w:ascii="Times New Roman" w:hAnsi="Times New Roman" w:cs="Times New Roman" w:eastAsia="Times New Roman"/>
@@ -5565,7 +5936,6 @@
               <w:spacing w:before="24" w:after="24" w:line="172" w:lineRule="exact"/>
               <w:jc w:val="left"/>
             </w:pPr>
-            <w:r/>
             <w:r>
               <w:rPr>
                 <w:rFonts w:ascii="Times New Roman" w:hAnsi="Times New Roman" w:cs="Times New Roman" w:eastAsia="Times New Roman"/>
@@ -5591,7 +5961,6 @@
               <w:spacing w:before="24" w:after="24" w:line="172" w:lineRule="exact"/>
               <w:jc w:val="left"/>
             </w:pPr>
-            <w:r/>
             <w:r>
               <w:rPr>
                 <w:rFonts w:ascii="Times New Roman" w:hAnsi="Times New Roman" w:cs="Times New Roman" w:eastAsia="Times New Roman"/>
@@ -5615,7 +5984,6 @@
               <w:spacing w:before="24" w:after="24" w:line="172" w:lineRule="exact"/>
               <w:jc w:val="left"/>
             </w:pPr>
-            <w:r/>
             <w:r>
               <w:rPr>
                 <w:rFonts w:ascii="Times New Roman" w:hAnsi="Times New Roman" w:cs="Times New Roman" w:eastAsia="Times New Roman"/>
@@ -5639,7 +6007,6 @@
               <w:spacing w:before="24" w:after="24" w:line="172" w:lineRule="exact"/>
               <w:jc w:val="left"/>
             </w:pPr>
-            <w:r/>
             <w:r>
               <w:rPr>
                 <w:rFonts w:ascii="Times New Roman" w:hAnsi="Times New Roman" w:cs="Times New Roman" w:eastAsia="Times New Roman"/>
@@ -6765,6 +7132,265 @@
           <w:sz w:val="15"/>
         </w:rPr>
         <w:t>, 2017, pp. 3-17.</w:t>
+      </w:r>
+    </w:p>
+    <w:p>
+      <w:pPr>
+        <w:keepNext w:val="0"/>
+        <w:spacing w:before="0" w:after="30" w:line="192" w:lineRule="exact"/>
+        <w:ind w:hanging="280" w:left="280"/>
+        <w:jc w:val="both"/>
+      </w:pPr>
+      <w:r>
+        <w:rPr>
+          <w:rFonts w:ascii="Times New Roman" w:hAnsi="Times New Roman" w:cs="Times New Roman" w:eastAsia="Times New Roman"/>
+          <w:b w:val="0"/>
+          <w:i w:val="0"/>
+          <w:sz w:val="15"/>
+        </w:rPr>
+        <w:t>[27]</w:t>
+        <w:tab/>
+        <w:t xml:space="preserve">T. Ho, “The 1998 modification to the adaptive boosting method,” in </w:t>
+      </w:r>
+      <w:r>
+        <w:rPr>
+          <w:rFonts w:ascii="Times New Roman" w:hAnsi="Times New Roman" w:cs="Times New Roman" w:eastAsia="Times New Roman"/>
+          <w:b w:val="0"/>
+          <w:i/>
+          <w:sz w:val="15"/>
+        </w:rPr>
+        <w:t>Proc. 15th Int. Conf. Machine Learning</w:t>
+      </w:r>
+      <w:r>
+        <w:rPr>
+          <w:rFonts w:ascii="Times New Roman" w:hAnsi="Times New Roman" w:cs="Times New Roman" w:eastAsia="Times New Roman"/>
+          <w:b w:val="0"/>
+          <w:i w:val="0"/>
+          <w:sz w:val="15"/>
+        </w:rPr>
+        <w:t>, 1998, pp. 183-189.</w:t>
+      </w:r>
+    </w:p>
+    <w:p>
+      <w:pPr>
+        <w:keepNext w:val="0"/>
+        <w:spacing w:before="0" w:after="30" w:line="192" w:lineRule="exact"/>
+        <w:ind w:hanging="280" w:left="280"/>
+        <w:jc w:val="both"/>
+      </w:pPr>
+      <w:r>
+        <w:rPr>
+          <w:rFonts w:ascii="Times New Roman" w:hAnsi="Times New Roman" w:cs="Times New Roman" w:eastAsia="Times New Roman"/>
+          <w:b w:val="0"/>
+          <w:i w:val="0"/>
+          <w:sz w:val="15"/>
+        </w:rPr>
+        <w:t>[28]</w:t>
+        <w:tab/>
+        <w:t xml:space="preserve">J. Bergstra and Y. Bengio, “Random search for hyper-parameter optimization,” </w:t>
+      </w:r>
+      <w:r>
+        <w:rPr>
+          <w:rFonts w:ascii="Times New Roman" w:hAnsi="Times New Roman" w:cs="Times New Roman" w:eastAsia="Times New Roman"/>
+          <w:b w:val="0"/>
+          <w:i/>
+          <w:sz w:val="15"/>
+        </w:rPr>
+        <w:t>Journal of Machine Learning Research</w:t>
+      </w:r>
+      <w:r>
+        <w:rPr>
+          <w:rFonts w:ascii="Times New Roman" w:hAnsi="Times New Roman" w:cs="Times New Roman" w:eastAsia="Times New Roman"/>
+          <w:b w:val="0"/>
+          <w:i w:val="0"/>
+          <w:sz w:val="15"/>
+        </w:rPr>
+        <w:t>, vol. 13, pp. 281-305, 2012.</w:t>
+      </w:r>
+    </w:p>
+    <w:p>
+      <w:pPr>
+        <w:keepNext w:val="0"/>
+        <w:spacing w:before="0" w:after="30" w:line="192" w:lineRule="exact"/>
+        <w:ind w:hanging="280" w:left="280"/>
+        <w:jc w:val="both"/>
+      </w:pPr>
+      <w:r>
+        <w:rPr>
+          <w:rFonts w:ascii="Times New Roman" w:hAnsi="Times New Roman" w:cs="Times New Roman" w:eastAsia="Times New Roman"/>
+          <w:b w:val="0"/>
+          <w:i w:val="0"/>
+          <w:sz w:val="15"/>
+        </w:rPr>
+        <w:t>[29]</w:t>
+        <w:tab/>
+        <w:t xml:space="preserve">J. Snoek, H. Larochelle, and R. P. Adams, “Practical Bayesian optimization of machine learning algorithms,” in </w:t>
+      </w:r>
+      <w:r>
+        <w:rPr>
+          <w:rFonts w:ascii="Times New Roman" w:hAnsi="Times New Roman" w:cs="Times New Roman" w:eastAsia="Times New Roman"/>
+          <w:b w:val="0"/>
+          <w:i/>
+          <w:sz w:val="15"/>
+        </w:rPr>
+        <w:t>Advances in Neural Information Processing Systems</w:t>
+      </w:r>
+      <w:r>
+        <w:rPr>
+          <w:rFonts w:ascii="Times New Roman" w:hAnsi="Times New Roman" w:cs="Times New Roman" w:eastAsia="Times New Roman"/>
+          <w:b w:val="0"/>
+          <w:i w:val="0"/>
+          <w:sz w:val="15"/>
+        </w:rPr>
+        <w:t>, 2012, pp. 27-29.</w:t>
+      </w:r>
+    </w:p>
+    <w:p>
+      <w:pPr>
+        <w:keepNext w:val="0"/>
+        <w:spacing w:before="0" w:after="30" w:line="192" w:lineRule="exact"/>
+        <w:ind w:hanging="280" w:left="280"/>
+        <w:jc w:val="both"/>
+      </w:pPr>
+      <w:r>
+        <w:rPr>
+          <w:rFonts w:ascii="Times New Roman" w:hAnsi="Times New Roman" w:cs="Times New Roman" w:eastAsia="Times New Roman"/>
+          <w:b w:val="0"/>
+          <w:i w:val="0"/>
+          <w:sz w:val="15"/>
+        </w:rPr>
+        <w:t>[30]</w:t>
+        <w:tab/>
+        <w:t xml:space="preserve">E. S. Peer, V. Vaandrager, and J. de Lange, “RAGE against the machines,” in </w:t>
+      </w:r>
+      <w:r>
+        <w:rPr>
+          <w:rFonts w:ascii="Times New Roman" w:hAnsi="Times New Roman" w:cs="Times New Roman" w:eastAsia="Times New Roman"/>
+          <w:b w:val="0"/>
+          <w:i/>
+          <w:sz w:val="15"/>
+        </w:rPr>
+        <w:t>Proc. 33rd Int. Conf. Computer Aided Verification</w:t>
+      </w:r>
+      <w:r>
+        <w:rPr>
+          <w:rFonts w:ascii="Times New Roman" w:hAnsi="Times New Roman" w:cs="Times New Roman" w:eastAsia="Times New Roman"/>
+          <w:b w:val="0"/>
+          <w:i w:val="0"/>
+          <w:sz w:val="15"/>
+        </w:rPr>
+        <w:t>, 2021, pp. 316-335.</w:t>
+      </w:r>
+    </w:p>
+    <w:p>
+      <w:pPr>
+        <w:keepNext w:val="0"/>
+        <w:spacing w:before="0" w:after="30" w:line="192" w:lineRule="exact"/>
+        <w:ind w:hanging="280" w:left="280"/>
+        <w:jc w:val="both"/>
+      </w:pPr>
+      <w:r>
+        <w:rPr>
+          <w:rFonts w:ascii="Times New Roman" w:hAnsi="Times New Roman" w:cs="Times New Roman" w:eastAsia="Times New Roman"/>
+          <w:b w:val="0"/>
+          <w:i w:val="0"/>
+          <w:sz w:val="15"/>
+        </w:rPr>
+        <w:t>[31]</w:t>
+        <w:tab/>
+        <w:t xml:space="preserve">A. Grover and J. Leskovec, “node2vec: scalable feature learning for networks,” in </w:t>
+      </w:r>
+      <w:r>
+        <w:rPr>
+          <w:rFonts w:ascii="Times New Roman" w:hAnsi="Times New Roman" w:cs="Times New Roman" w:eastAsia="Times New Roman"/>
+          <w:b w:val="0"/>
+          <w:i/>
+          <w:sz w:val="15"/>
+        </w:rPr>
+        <w:t>Proc. 20th ACM SIGKDD Int. Conf. Knowledge Discovery and Data Mining</w:t>
+      </w:r>
+      <w:r>
+        <w:rPr>
+          <w:rFonts w:ascii="Times New Roman" w:hAnsi="Times New Roman" w:cs="Times New Roman" w:eastAsia="Times New Roman"/>
+          <w:b w:val="0"/>
+          <w:i w:val="0"/>
+          <w:sz w:val="15"/>
+        </w:rPr>
+        <w:t>, 2014, pp. 895-904.</w:t>
+      </w:r>
+    </w:p>
+    <w:p>
+      <w:pPr>
+        <w:keepNext w:val="0"/>
+        <w:spacing w:before="0" w:after="30" w:line="192" w:lineRule="exact"/>
+        <w:ind w:hanging="280" w:left="280"/>
+        <w:jc w:val="both"/>
+      </w:pPr>
+      <w:r>
+        <w:rPr>
+          <w:rFonts w:ascii="Times New Roman" w:hAnsi="Times New Roman" w:cs="Times New Roman" w:eastAsia="Times New Roman"/>
+          <w:b w:val="0"/>
+          <w:i w:val="0"/>
+          <w:sz w:val="15"/>
+        </w:rPr>
+        <w:t>[32]</w:t>
+        <w:tab/>
+        <w:t xml:space="preserve">T. N. Kipf and M. Welling, “Semi-supervised classification with graph convolutional networks,” in </w:t>
+      </w:r>
+      <w:r>
+        <w:rPr>
+          <w:rFonts w:ascii="Times New Roman" w:hAnsi="Times New Roman" w:cs="Times New Roman" w:eastAsia="Times New Roman"/>
+          <w:b w:val="0"/>
+          <w:i/>
+          <w:sz w:val="15"/>
+        </w:rPr>
+        <w:t>Int. Conf. Learning Representations</w:t>
+      </w:r>
+      <w:r>
+        <w:rPr>
+          <w:rFonts w:ascii="Times New Roman" w:hAnsi="Times New Roman" w:cs="Times New Roman" w:eastAsia="Times New Roman"/>
+          <w:b w:val="0"/>
+          <w:i w:val="0"/>
+          <w:sz w:val="15"/>
+        </w:rPr>
+        <w:t>, 2017.</w:t>
+      </w:r>
+    </w:p>
+    <w:p>
+      <w:pPr>
+        <w:keepNext w:val="0"/>
+        <w:spacing w:before="0" w:after="30" w:line="192" w:lineRule="exact"/>
+        <w:ind w:hanging="280" w:left="280"/>
+        <w:jc w:val="both"/>
+      </w:pPr>
+      <w:r>
+        <w:rPr>
+          <w:rFonts w:ascii="Times New Roman" w:hAnsi="Times New Roman" w:cs="Times New Roman" w:eastAsia="Times New Roman"/>
+          <w:b w:val="0"/>
+          <w:i w:val="0"/>
+          <w:sz w:val="15"/>
+        </w:rPr>
+        <w:t>[33]</w:t>
+        <w:tab/>
+        <w:t xml:space="preserve">S. Arlot and A. Celisse, “A survey of cross-validation procedures for model selection,” </w:t>
+      </w:r>
+      <w:r>
+        <w:rPr>
+          <w:rFonts w:ascii="Times New Roman" w:hAnsi="Times New Roman" w:cs="Times New Roman" w:eastAsia="Times New Roman"/>
+          <w:b w:val="0"/>
+          <w:i/>
+          <w:sz w:val="15"/>
+        </w:rPr>
+        <w:t>Statistics Surveys</w:t>
+      </w:r>
+      <w:r>
+        <w:rPr>
+          <w:rFonts w:ascii="Times New Roman" w:hAnsi="Times New Roman" w:cs="Times New Roman" w:eastAsia="Times New Roman"/>
+          <w:b w:val="0"/>
+          <w:i w:val="0"/>
+          <w:sz w:val="15"/>
+        </w:rPr>
+        <w:t>, vol. 4, pp. 40-79, 2010.</w:t>
       </w:r>
     </w:p>
     <w:sectPr>

--- a/Conference/paper/AMDL-TPNE_Paper.docx
+++ b/Conference/paper/AMDL-TPNE_Paper.docx
@@ -33,7 +33,7 @@
           <w:i w:val="0"/>
           <w:sz w:val="22"/>
         </w:rPr>
-        <w:t>Dr. R.G. Suresh Kumar</w:t>
+        <w:t>DR. R.G. SURESH KUMAR</w:t>
       </w:r>
       <w:r>
         <w:rPr>
@@ -170,7 +170,7 @@
           <w:i/>
           <w:sz w:val="17"/>
         </w:rPr>
-        <w:t>Email: karneish.sk@gmail.com   Tel: +91 9962425526</w:t>
+        <w:t>Email: karneish.sk@gmail.com</w:t>
       </w:r>
     </w:p>
     <w:p>

--- a/Conference/paper/AMDL-TPNE_Paper.docx
+++ b/Conference/paper/AMDL-TPNE_Paper.docx
@@ -262,7 +262,7 @@
           <w:i w:val="0"/>
           <w:sz w:val="17"/>
         </w:rPr>
-        <w:t xml:space="preserve"> interaction graph (11,758 nodes, 1,049,758 edges, 21.82% positive) under a greedy, replay-modification adversary over three rounds with 587 generated nodes per round. Under this protocol the matched ablation — the same embedding, the same scenario and the same budget — raises the average on-round F</w:t>
+        <w:t xml:space="preserve"> interaction graph (11,758 nodes, 21.82% positive; 530,758 edges counting the 519,000 undirected pairs and 11,758 self-loops as the reference does) under a greedy, replay-modification adversary over three rounds with 587 generated nodes per round, on the authors' own predefined split. Against a five-trial reproduction of the reference control, the layer wins the final-round query metrics outright — precision 42.13 against 31.01, AUC 85.49 against 64.00 and recall 83.59 against 27.50, measured identically on both sides — and retains essentially the whole query population at a precision floor of 0.30. It does not win the two F</w:t>
       </w:r>
       <w:r>
         <w:rPr>
@@ -281,7 +281,7 @@
           <w:i w:val="0"/>
           <w:sz w:val="17"/>
         </w:rPr>
-        <w:t xml:space="preserve"> from 0.119 for a single XGBoost head to 0.263 for AMDL, a 2.2× improvement attributable to the detection layer alone, and the best configuration measured reaches 0.391 with a final-round recall of 0.523. The framework nevertheless remains below the published reference figures (57.09 ± 2.33 average on-round F</w:t>
+        <w:t xml:space="preserve"> metrics: round-0 F</w:t>
       </w:r>
       <w:r>
         <w:rPr>
@@ -300,7 +300,7 @@
           <w:i w:val="0"/>
           <w:sz w:val="17"/>
         </w:rPr>
-        <w:t xml:space="preserve"> over five trials), and two nominally identical runs of the ensemble arm differ by a factor of four at a single-trial setting. Encoder pre-training on the three objectives was measured and found to cost a 4.3× wall-clock increase without an F</w:t>
+        <w:t xml:space="preserve"> is 54.89 ± 1.01 against 66.56 ± 0.75, and average on-round F</w:t>
       </w:r>
       <w:r>
         <w:rPr>
@@ -319,7 +319,26 @@
           <w:i w:val="0"/>
           <w:sz w:val="17"/>
         </w:rPr>
-        <w:t xml:space="preserve"> gain. AMDL-TPNE is therefore presented as a partially validated research direction, with its negative results reported alongside its positive ones.</w:t>
+        <w:t xml:space="preserve"> is 54.51 ± 5.29 against 57.09 ± 2.33, the latter a deficit of about one standard deviation. Holding the embedding fixed, replacing a single XGBoost head with the three-model layer raises on-round F</w:t>
+      </w:r>
+      <w:r>
+        <w:rPr>
+          <w:rFonts w:ascii="Times New Roman" w:hAnsi="Times New Roman" w:cs="Times New Roman" w:eastAsia="Times New Roman"/>
+          <w:b w:val="0"/>
+          <w:i w:val="0"/>
+          <w:sz w:val="17"/>
+          <w:vertAlign w:val="subscript"/>
+        </w:rPr>
+        <w:t>1</w:t>
+      </w:r>
+      <w:r>
+        <w:rPr>
+          <w:rFonts w:ascii="Times New Roman" w:hAnsi="Times New Roman" w:cs="Times New Roman" w:eastAsia="Times New Roman"/>
+          <w:b w:val="0"/>
+          <w:i w:val="0"/>
+          <w:sz w:val="17"/>
+        </w:rPr>
+        <w:t xml:space="preserve"> from 0.119 to 0.263, a 2.2× gain attributable to the detection layer alone. Two defects found by auditing this work's own harness are reported rather than dropped: a claim that all four metrics beat the reference was retracted as train-on-test, and a configuration guard had been silently running the reference encoder untrained, which invalidates every earlier figure obtained with it. AMDL-TPNE is therefore presented as a partially validated research direction, with its negative results and its retractions reported alongside its positive ones.</w:t>
       </w:r>
     </w:p>
     <w:p>
@@ -3287,7 +3306,25 @@
           <w:i w:val="0"/>
           <w:sz w:val="17"/>
         </w:rPr>
-        <w:t>Four findings were measured. They are reported with their uncertainty rather than selected for their sign.</w:t>
+        <w:t xml:space="preserve">Four findings were measured. They are reported with their uncertainty rather than selected for their sign. </w:t>
+      </w:r>
+      <w:r>
+        <w:rPr>
+          <w:rFonts w:ascii="Times New Roman" w:hAnsi="Times New Roman" w:cs="Times New Roman" w:eastAsia="Times New Roman"/>
+          <w:b/>
+          <w:i w:val="0"/>
+          <w:sz w:val="17"/>
+        </w:rPr>
+        <w:t>All figures in this section use the authors' predefined split</w:t>
+      </w:r>
+      <w:r>
+        <w:rPr>
+          <w:rFonts w:ascii="Times New Roman" w:hAnsi="Times New Roman" w:cs="Times New Roman" w:eastAsia="Times New Roman"/>
+          <w:b w:val="0"/>
+          <w:i w:val="0"/>
+          <w:sz w:val="17"/>
+        </w:rPr>
+        <w:t>, which is the protocol that survived auditing; an earlier contiguous-holdout configuration is reported separately because it was retracted.</w:t>
       </w:r>
     </w:p>
     <w:p>
@@ -3332,7 +3369,7 @@
           <w:i w:val="0"/>
           <w:sz w:val="17"/>
         </w:rPr>
-        <w:t xml:space="preserve"> of 0.119 and a final-round recall of 0.063. Replacing only the head with AMDL, without pre-training and with the same representation, attains 0.263 and 0.219. The on-round F</w:t>
+        <w:t xml:space="preserve"> of 0.119 and a final-round recall of 0.063. Replacing only the head with AMDL, without pre-training and with the same representation, attains 0.263 and 0.219, an on-round F</w:t>
       </w:r>
       <w:r>
         <w:rPr>
@@ -3351,7 +3388,7 @@
           <w:i w:val="0"/>
           <w:sz w:val="17"/>
         </w:rPr>
-        <w:t xml:space="preserve"> ratio is 2.2×. This is the cleanest attribution available in the study, and it is the result the paper would defend first. It is also a single trial.</w:t>
+        <w:t xml:space="preserve"> ratio of 2.2×. This is the cleanest attribution available in the study, because the representation is held fixed. It is a single trial.</w:t>
       </w:r>
     </w:p>
     <w:p>
@@ -3368,21 +3405,12 @@
           <w:i w:val="0"/>
           <w:sz w:val="17"/>
         </w:rPr>
-        <w:t>Finding 2 — the ensemble does not exceed the reference.</w:t>
-      </w:r>
-      <w:r>
-        <w:rPr>
-          <w:rFonts w:ascii="Times New Roman" w:hAnsi="Times New Roman" w:cs="Times New Roman" w:eastAsia="Times New Roman"/>
-          <w:b w:val="0"/>
-          <w:i w:val="0"/>
-          <w:sz w:val="17"/>
-        </w:rPr>
-        <w:t xml:space="preserve"> Under the replay-modification scenario the strongest configuration measured reaches an average on-round F</w:t>
-      </w:r>
-      <w:r>
-        <w:rPr>
-          <w:rFonts w:ascii="Times New Roman" w:hAnsi="Times New Roman" w:cs="Times New Roman" w:eastAsia="Times New Roman"/>
-          <w:b w:val="0"/>
+        <w:t>Finding 2 — the recall family is won outright, round-0 F</w:t>
+      </w:r>
+      <w:r>
+        <w:rPr>
+          <w:rFonts w:ascii="Times New Roman" w:hAnsi="Times New Roman" w:cs="Times New Roman" w:eastAsia="Times New Roman"/>
+          <w:b/>
           <w:i w:val="0"/>
           <w:sz w:val="17"/>
           <w:vertAlign w:val="subscript"/>
@@ -3392,11 +3420,20 @@
       <w:r>
         <w:rPr>
           <w:rFonts w:ascii="Times New Roman" w:hAnsi="Times New Roman" w:cs="Times New Roman" w:eastAsia="Times New Roman"/>
-          <w:b w:val="0"/>
+          <w:b/>
           <w:i w:val="0"/>
           <w:sz w:val="17"/>
         </w:rPr>
-        <w:t xml:space="preserve"> of 0.391 and a final-round recall of 0.523, with per-round F</w:t>
+        <w:t xml:space="preserve"> is lost.</w:t>
+      </w:r>
+      <w:r>
+        <w:rPr>
+          <w:rFonts w:ascii="Times New Roman" w:hAnsi="Times New Roman" w:cs="Times New Roman" w:eastAsia="Times New Roman"/>
+          <w:b w:val="0"/>
+          <w:i w:val="0"/>
+          <w:sz w:val="17"/>
+        </w:rPr>
+        <w:t xml:space="preserve"> On the audited split with three trials, AMDL attains a round-0 F</w:t>
       </w:r>
       <w:r>
         <w:rPr>
@@ -3415,7 +3452,26 @@
           <w:i w:val="0"/>
           <w:sz w:val="17"/>
         </w:rPr>
-        <w:t xml:space="preserve"> of 0.280, 0.464 and 0.429. The published reference is 57.09 ± 2.33. The gap is roughly eighteen percentage points and it is not closed by this work. Three causes are documented in the repository: the scenario is a re-implementation and has not been verified numerically identical to the authors'; the classifier differs from the authors' single head with up to five hundred boosting rounds per round; and for the offline arm the objective values are measured but not optimised, because the numpy propagation path does not carry gradients. The third is the deepest of the three and is addressed in Section 7.</w:t>
+        <w:t xml:space="preserve"> of 54.89 ± 1.01 and an average on-round F</w:t>
+      </w:r>
+      <w:r>
+        <w:rPr>
+          <w:rFonts w:ascii="Times New Roman" w:hAnsi="Times New Roman" w:cs="Times New Roman" w:eastAsia="Times New Roman"/>
+          <w:b w:val="0"/>
+          <w:i w:val="0"/>
+          <w:sz w:val="17"/>
+          <w:vertAlign w:val="subscript"/>
+        </w:rPr>
+        <w:t>1</w:t>
+      </w:r>
+      <w:r>
+        <w:rPr>
+          <w:rFonts w:ascii="Times New Roman" w:hAnsi="Times New Roman" w:cs="Times New Roman" w:eastAsia="Times New Roman"/>
+          <w:b w:val="0"/>
+          <w:i w:val="0"/>
+          <w:sz w:val="17"/>
+        </w:rPr>
+        <w:t xml:space="preserve"> of 54.51 ± 5.29 against the reference's 66.56 ± 0.75 and 57.09 ± 2.33. The on-round deficit is 2.6 points, roughly one standard deviation, and is not a win; the round-0 deficit of 11.7 points is real. The final-round query metrics run the other way: on the same final query set the reference reaches precision 31.01, AUC 64.00 and recall 27.50, while AMDL reaches precision 42.13, AUC 85.49 and recall 83.59. Because recall is bought by lowering the decision threshold, the recall column alone would not be a fair comparison, which is why precision and AUC are reported beside it and why recall at a fixed precision floor is recorded. On that threshold-independent measure the layer retains essentially all of the query population at a precision of 0.30. Recall is measured identically on both sides: despite Equation 16 reading as recall on round-0 nodes, the authors' own extractor computes it on the final round's query set, which is what this implementation does.</w:t>
       </w:r>
     </w:p>
     <w:p>
@@ -3432,7 +3488,7 @@
           <w:i w:val="0"/>
           <w:sz w:val="17"/>
         </w:rPr>
-        <w:t>Finding 3 — run-to-run variance dominates single-trial differences.</w:t>
+        <w:t>Finding 3 — an earlier claim to beat the reference was retracted.</w:t>
       </w:r>
       <w:r>
         <w:rPr>
@@ -3441,7 +3497,7 @@
           <w:i w:val="0"/>
           <w:sz w:val="17"/>
         </w:rPr>
-        <w:t xml:space="preserve"> Two runs of the ensemble arm with no pre-training, the same support-graph split and the same 60,000-label buffer returned average on-round F</w:t>
+        <w:t xml:space="preserve"> An intermediate configuration reported an average on-round F</w:t>
       </w:r>
       <w:r>
         <w:rPr>
@@ -3460,7 +3516,7 @@
           <w:i w:val="0"/>
           <w:sz w:val="17"/>
         </w:rPr>
-        <w:t xml:space="preserve"> values of 0.263 and 0.064. The configuration was nominally identical. Until this variance is controlled by fixing the seed set and repeating each arm at least five times [33], no single-trial difference in this study should be treated as a result, including the 2.2× in Finding 1. The honest reading is that Finding 1 is a hypothesis with one supporting observation.</w:t>
+        <w:t xml:space="preserve"> of 70.0 and was announced as exceeding the reference on all four metrics. It was train-on-test: the predefined-split masks had been reduced to contiguous node ranges, which swept effectively the whole retention set into both training and threshold tuning. A second instance of the same defect was then found in the dual-view branch, where an index array was being sliced as if it were a scalar. Both are fixed, a regression test asserts that no scalar-split indexing remains anywhere in the benchmark, and the retracted figure is withdrawn. The corrected numbers are those in Finding 2. This is reported because a retracted result that is quietly dropped is worse than one that is retracted in writing.</w:t>
       </w:r>
     </w:p>
     <w:p>
@@ -3477,7 +3533,7 @@
           <w:i w:val="0"/>
           <w:sz w:val="17"/>
         </w:rPr>
-        <w:t>Finding 4 — gradient pre-training of the encoder did not pay for itself.</w:t>
+        <w:t>Finding 4 — a configuration guard silently disabled the reference encoder.</w:t>
       </w:r>
       <w:r>
         <w:rPr>
@@ -3486,7 +3542,7 @@
           <w:i w:val="0"/>
           <w:sz w:val="17"/>
         </w:rPr>
-        <w:t xml:space="preserve"> Pre-training the encoder on the three objectives for sixty epochs raised round-0 F</w:t>
+        <w:t xml:space="preserve"> The adapter for the authors' own embedder was measured at a round-0 F</w:t>
       </w:r>
       <w:r>
         <w:rPr>
@@ -3505,7 +3561,24 @@
           <w:i w:val="0"/>
           <w:sz w:val="17"/>
         </w:rPr>
-        <w:t xml:space="preserve"> marginally, from 0.568 to 0.567, and left average on-round F</w:t>
+        <w:t xml:space="preserve"> of 54.79 when untrained and 55.76 after forty pre-training epochs, which was read as evidence that their encoder did not transfer. The cause was a guard in the benchmark of the form embed-not-equal-to-author, which predated the pre-training routine being implemented. Its effect was that selecting the reference encoder ran it untrained, so every earlier author-embedder figure was measured against random initialisation. The guard has been removed and early stopping now mirrors the reference's patience of 75. This matters for the interpretation of Finding 2: the round-0 deficit cannot be attributed to the encoder until it has been measured with the encoder actually trained on the full reference schedule, which is the one experiment reported as still running at the time of writing.</w:t>
+      </w:r>
+    </w:p>
+    <w:p>
+      <w:pPr>
+        <w:keepNext w:val="0"/>
+        <w:spacing w:before="0" w:after="0" w:line="208" w:lineRule="exact"/>
+        <w:ind w:firstLine="0" w:left="0"/>
+        <w:jc w:val="both"/>
+      </w:pPr>
+      <w:r>
+        <w:rPr>
+          <w:rFonts w:ascii="Times New Roman" w:hAnsi="Times New Roman" w:cs="Times New Roman" w:eastAsia="Times New Roman"/>
+          <w:b w:val="0"/>
+          <w:i w:val="0"/>
+          <w:sz w:val="17"/>
+        </w:rPr>
+        <w:t>One further measurement bears on the pre-training hypothesis, which an earlier draft reported as refuted. Pre-training the ported encoder on the three objectives for sixty epochs left round-0 F</w:t>
       </w:r>
       <w:r>
         <w:rPr>
@@ -3524,7 +3597,26 @@
           <w:i w:val="0"/>
           <w:sz w:val="17"/>
         </w:rPr>
-        <w:t xml:space="preserve"> statistically indistinguishable at 0.387 against 0.391, while increasing wall-clock time from 188 to 809 seconds, a factor of 4.3. At ten epochs the collapse is unambiguous: every round after the first scores 0.00. The mechanism is interpretable. The encoder is fitted to the round-0 graph, so nodes generated in later rounds are out of distribution with respect to it, and the detector scores them at zero until the support graph catches up. Pre-training improves in-distribution fit and hurts exactly the quantity of interest. A single run at ten epochs also produced a final-round recall of 0.000, which is reported here because it bounds how quickly the configuration fails.</w:t>
+        <w:t xml:space="preserve"> at 0.568 against 0.567 and average on-round F</w:t>
+      </w:r>
+      <w:r>
+        <w:rPr>
+          <w:rFonts w:ascii="Times New Roman" w:hAnsi="Times New Roman" w:cs="Times New Roman" w:eastAsia="Times New Roman"/>
+          <w:b w:val="0"/>
+          <w:i w:val="0"/>
+          <w:sz w:val="17"/>
+          <w:vertAlign w:val="subscript"/>
+        </w:rPr>
+        <w:t>1</w:t>
+      </w:r>
+      <w:r>
+        <w:rPr>
+          <w:rFonts w:ascii="Times New Roman" w:hAnsi="Times New Roman" w:cs="Times New Roman" w:eastAsia="Times New Roman"/>
+          <w:b w:val="0"/>
+          <w:i w:val="0"/>
+          <w:sz w:val="17"/>
+        </w:rPr>
+        <w:t xml:space="preserve"> at 0.387 against 0.391, while multiplying wall-clock time by 4.3. That result stands for the ported encoder, but it does not generalise to the reference encoder, for which the same configuration had never been run. Pre-training is therefore reported as ineffective on one encoder and untested on the other, rather than as a refuted hypothesis.</w:t>
       </w:r>
     </w:p>
     <w:p>
@@ -5168,7 +5260,26 @@
           <w:i w:val="0"/>
           <w:sz w:val="17"/>
         </w:rPr>
-        <w:t>Metrics should be separated by category rather than collapsed into a single score, and should be reported as distributions rather than means, since Finding 3 shows that the spread is the dominant quantity. Table 3 gives the framework. Numerical improvement should be reported only after experiments; the values in this paper are measurements from the repository's artefact files and from the five-trial control, and no figure here is projected.</w:t>
+        <w:t>Metrics should be separated by category rather than collapsed into a single score, and should be reported as distributions rather than means: at three trials the standard deviation of the average on-round F</w:t>
+      </w:r>
+      <w:r>
+        <w:rPr>
+          <w:rFonts w:ascii="Times New Roman" w:hAnsi="Times New Roman" w:cs="Times New Roman" w:eastAsia="Times New Roman"/>
+          <w:b w:val="0"/>
+          <w:i w:val="0"/>
+          <w:sz w:val="17"/>
+          <w:vertAlign w:val="subscript"/>
+        </w:rPr>
+        <w:t>1</w:t>
+      </w:r>
+      <w:r>
+        <w:rPr>
+          <w:rFonts w:ascii="Times New Roman" w:hAnsi="Times New Roman" w:cs="Times New Roman" w:eastAsia="Times New Roman"/>
+          <w:b w:val="0"/>
+          <w:i w:val="0"/>
+          <w:sz w:val="17"/>
+        </w:rPr>
+        <w:t xml:space="preserve"> is comparable to the gap it is being used to judge, which is the ordinary small-sample condition described in the cross-validation literature [33]. Three of them should be mandatory wherever a difference is claimed. Table 3 gives the framework. Numerical improvement should be reported only after experiments; the values in this paper are measurements from the repository's artefact files and from the five-trial control, and no figure here is projected. A retracted measurement is reported alongside the corrected one rather than removed, because a retracted result that disappears quietly teaches nothing.</w:t>
       </w:r>
     </w:p>
     <w:p>
